--- a/Notes.docx
+++ b/Notes.docx
@@ -1,150 +1,11 @@
 
 <file path=word/document.xml><?xml version="1.0" encoding="utf-8"?>
-<w:document xmlns:wpc="http://schemas.microsoft.com/office/word/2010/wordprocessingCanvas" xmlns:cx="http://schemas.microsoft.com/office/drawing/2014/chartex" xmlns:cx1="http://schemas.microsoft.com/office/drawing/2015/9/8/chartex" xmlns:cx2="http://schemas.microsoft.com/office/drawing/2015/10/21/chartex" xmlns:cx3="http://schemas.microsoft.com/office/drawing/2016/5/9/chartex" xmlns:cx4="http://schemas.microsoft.com/office/drawing/2016/5/10/chartex" xmlns:cx5="http://schemas.microsoft.com/office/drawing/2016/5/11/chartex" xmlns:cx6="http://schemas.microsoft.com/office/drawing/2016/5/12/chartex" xmlns:cx7="http://schemas.microsoft.com/office/drawing/2016/5/13/chartex" xmlns:cx8="http://schemas.microsoft.com/office/drawing/2016/5/14/chartex" xmlns:mc="http://schemas.openxmlformats.org/markup-compatibility/2006" xmlns:aink="http://schemas.microsoft.com/office/drawing/2016/ink" xmlns:am3d="http://schemas.microsoft.com/office/drawing/2017/model3d" xmlns:o="urn:schemas-microsoft-com:office:office" xmlns:r="http://schemas.openxmlformats.org/officeDocument/2006/relationships" xmlns:m="http://schemas.openxmlformats.org/officeDocument/2006/math" xmlns:v="urn:schemas-microsoft-com:vml" xmlns:wp14="http://schemas.microsoft.com/office/word/2010/wordprocessingDrawing" xmlns:wp="http://schemas.openxmlformats.org/drawingml/2006/wordprocessingDrawing" xmlns:w10="urn:schemas-microsoft-com:office:word" xmlns:w="http://schemas.openxmlformats.org/wordprocessingml/2006/main" xmlns:w14="http://schemas.microsoft.com/office/word/2010/wordml" xmlns:w15="http://schemas.microsoft.com/office/word/2012/wordml" xmlns:w16cex="http://schemas.microsoft.com/office/word/2018/wordml/cex" xmlns:w16cid="http://schemas.microsoft.com/office/word/2016/wordml/cid" xmlns:w16="http://schemas.microsoft.com/office/word/2018/wordml" xmlns:w16se="http://schemas.microsoft.com/office/word/2015/wordml/symex" xmlns:wpg="http://schemas.microsoft.com/office/word/2010/wordprocessingGroup" xmlns:wpi="http://schemas.microsoft.com/office/word/2010/wordprocessingInk" xmlns:wne="http://schemas.microsoft.com/office/word/2006/wordml" xmlns:wps="http://schemas.microsoft.com/office/word/2010/wordprocessingShape" mc:Ignorable="w14 w15 w16se w16cid w16 w16cex wp14">
+<w:document xmlns:wpc="http://schemas.microsoft.com/office/word/2010/wordprocessingCanvas" xmlns:cx="http://schemas.microsoft.com/office/drawing/2014/chartex" xmlns:cx1="http://schemas.microsoft.com/office/drawing/2015/9/8/chartex" xmlns:cx2="http://schemas.microsoft.com/office/drawing/2015/10/21/chartex" xmlns:cx3="http://schemas.microsoft.com/office/drawing/2016/5/9/chartex" xmlns:cx4="http://schemas.microsoft.com/office/drawing/2016/5/10/chartex" xmlns:cx5="http://schemas.microsoft.com/office/drawing/2016/5/11/chartex" xmlns:cx6="http://schemas.microsoft.com/office/drawing/2016/5/12/chartex" xmlns:cx7="http://schemas.microsoft.com/office/drawing/2016/5/13/chartex" xmlns:cx8="http://schemas.microsoft.com/office/drawing/2016/5/14/chartex" xmlns:mc="http://schemas.openxmlformats.org/markup-compatibility/2006" xmlns:aink="http://schemas.microsoft.com/office/drawing/2016/ink" xmlns:am3d="http://schemas.microsoft.com/office/drawing/2017/model3d" xmlns:o="urn:schemas-microsoft-com:office:office" xmlns:r="http://schemas.openxmlformats.org/officeDocument/2006/relationships" xmlns:m="http://schemas.openxmlformats.org/officeDocument/2006/math" xmlns:v="urn:schemas-microsoft-com:vml" xmlns:wp14="http://schemas.microsoft.com/office/word/2010/wordprocessingDrawing" xmlns:wp="http://schemas.openxmlformats.org/drawingml/2006/wordprocessingDrawing" xmlns:w10="urn:schemas-microsoft-com:office:word" xmlns:w="http://schemas.openxmlformats.org/wordprocessingml/2006/main" xmlns:w14="http://schemas.microsoft.com/office/word/2010/wordml" xmlns:w15="http://schemas.microsoft.com/office/word/2012/wordml" xmlns:w16cex="http://schemas.microsoft.com/office/word/2018/wordml/cex" xmlns:w16cid="http://schemas.microsoft.com/office/word/2016/wordml/cid" xmlns:w16="http://schemas.microsoft.com/office/word/2018/wordml" xmlns:w16sdtdh="http://schemas.microsoft.com/office/word/2020/wordml/sdtdatahash" xmlns:w16se="http://schemas.microsoft.com/office/word/2015/wordml/symex" xmlns:wpg="http://schemas.microsoft.com/office/word/2010/wordprocessingGroup" xmlns:wpi="http://schemas.microsoft.com/office/word/2010/wordprocessingInk" xmlns:wne="http://schemas.microsoft.com/office/word/2006/wordml" xmlns:wps="http://schemas.microsoft.com/office/word/2010/wordprocessingShape" mc:Ignorable="w14 w15 w16se w16cid w16 w16cex w16sdtdh wp14">
   <w:body>
     <w:p>
       <w:pPr>
         <w:pStyle w:val="NormalWeb"/>
-        <w:spacing w:before="0" w:beforeAutospacing="0"/>
-      </w:pPr>
-      <w:r>
-        <w:rPr>
-          <w:u w:val="single"/>
-        </w:rPr>
-        <w:t>Front End</w:t>
-      </w:r>
-      <w:r>
-        <w:t>: React / React Native</w:t>
-      </w:r>
-    </w:p>
-    <w:p>
-      <w:pPr>
-        <w:pStyle w:val="NormalWeb"/>
-        <w:spacing w:before="0" w:beforeAutospacing="0"/>
-      </w:pPr>
-      <w:r>
-        <w:rPr>
-          <w:u w:val="single"/>
-        </w:rPr>
-        <w:t>Back End</w:t>
-      </w:r>
-      <w:r>
-        <w:t>:</w:t>
-      </w:r>
-      <w:r>
-        <w:t xml:space="preserve"> </w:t>
-      </w:r>
-      <w:r>
-        <w:t>Minimum 2 microservices</w:t>
-      </w:r>
-    </w:p>
-    <w:p>
-      <w:pPr>
-        <w:pStyle w:val="NormalWeb"/>
-        <w:numPr>
-          <w:ilvl w:val="0"/>
-          <w:numId w:val="2"/>
-        </w:numPr>
-        <w:spacing w:before="0" w:beforeAutospacing="0"/>
-      </w:pPr>
-      <w:r>
-        <w:t>AWS Lambdas with DynamoDB persistence; CRUD endpoints</w:t>
-      </w:r>
-    </w:p>
-    <w:p>
-      <w:pPr>
-        <w:pStyle w:val="NormalWeb"/>
-        <w:numPr>
-          <w:ilvl w:val="0"/>
-          <w:numId w:val="2"/>
-        </w:numPr>
-        <w:spacing w:before="0" w:beforeAutospacing="0"/>
-      </w:pPr>
-      <w:r>
-        <w:t>Express w/ DynamoDB or MongoDB persistence; CRUD endpoints</w:t>
-      </w:r>
-    </w:p>
-    <w:p>
-      <w:pPr>
-        <w:pStyle w:val="NormalWeb"/>
-        <w:numPr>
-          <w:ilvl w:val="1"/>
-          <w:numId w:val="2"/>
-        </w:numPr>
-        <w:spacing w:before="0" w:beforeAutospacing="0"/>
-      </w:pPr>
-      <w:r>
-        <w:t>install elastic beanstalk cli</w:t>
-      </w:r>
-    </w:p>
-    <w:p>
-      <w:pPr>
-        <w:pStyle w:val="NormalWeb"/>
-        <w:spacing w:before="0" w:beforeAutospacing="0"/>
-      </w:pPr>
-      <w:r>
-        <w:t>This application may be one of your choosing, provided that the above criteria are met. Submit a brief description of your app idea including the entities that you will be persisting.</w:t>
-      </w:r>
-    </w:p>
-    <w:p>
-      <w:pPr>
-        <w:pStyle w:val="NormalWeb"/>
-        <w:spacing w:before="0" w:beforeAutospacing="0"/>
-      </w:pPr>
-      <w:r>
-        <w:t>What I want to do</w:t>
-      </w:r>
-    </w:p>
-    <w:p>
-      <w:pPr>
-        <w:pStyle w:val="NormalWeb"/>
-        <w:spacing w:before="0" w:beforeAutospacing="0"/>
-      </w:pPr>
-      <w:r>
-        <w:t>Having an MVP with a frontend</w:t>
-      </w:r>
-    </w:p>
-    <w:p>
-      <w:pPr>
-        <w:spacing w:line="240" w:lineRule="auto"/>
-        <w:rPr>
-          <w:rFonts w:ascii="Times New Roman" w:hAnsi="Times New Roman" w:cs="Times New Roman"/>
-          <w:sz w:val="24"/>
-          <w:szCs w:val="24"/>
-        </w:rPr>
-      </w:pPr>
-      <w:r>
-        <w:rPr>
-          <w:rFonts w:ascii="Times New Roman" w:hAnsi="Times New Roman" w:cs="Times New Roman"/>
-          <w:sz w:val="24"/>
-          <w:szCs w:val="24"/>
-        </w:rPr>
-        <w:pict w14:anchorId="239778F7">
-          <v:rect id="_x0000_i1025" style="width:0;height:1.5pt" o:hralign="center" o:hrstd="t" o:hr="t" fillcolor="#a0a0a0" stroked="f"/>
-        </w:pict>
-      </w:r>
-    </w:p>
-    <w:p>
-      <w:pPr>
-        <w:pStyle w:val="NormalWeb"/>
-        <w:spacing w:before="0" w:beforeAutospacing="0"/>
-      </w:pPr>
-      <w:r>
-        <w:rPr>
-          <w:b/>
-          <w:bCs/>
-          <w:u w:val="single"/>
-        </w:rPr>
-        <w:t>My Idea</w:t>
-      </w:r>
-      <w:r>
-        <w:t>:</w:t>
-      </w:r>
-    </w:p>
-    <w:p>
-      <w:pPr>
-        <w:pStyle w:val="NormalWeb"/>
-        <w:spacing w:before="0" w:beforeAutospacing="0"/>
+        <w:spacing w:before="0" w:beforeAutospacing="0" w:after="240" w:afterAutospacing="0"/>
       </w:pPr>
       <w:proofErr w:type="spellStart"/>
       <w:r>
@@ -152,19 +13,43 @@
       </w:r>
       <w:proofErr w:type="spellEnd"/>
       <w:r>
-        <w:t xml:space="preserve"> is a website</w:t>
-      </w:r>
-      <w:r>
-        <w:t xml:space="preserve"> where users can have accounts and upload photos and make albums. I will have to figure out how I can use DynamoDB or MongoDB to build the backend and perhaps Typescript to build the frontend.</w:t>
-      </w:r>
-      <w:r>
-        <w:t xml:space="preserve"> Uploading the photos to S3 buckets in AWS. </w:t>
-      </w:r>
-    </w:p>
-    <w:p>
-      <w:pPr>
-        <w:pStyle w:val="NormalWeb"/>
-        <w:spacing w:before="0" w:beforeAutospacing="0"/>
+        <w:t xml:space="preserve"> is a website where users can upload photos and create albums. Users can have accounts to manage their data and information.</w:t>
+      </w:r>
+    </w:p>
+    <w:p>
+      <w:pPr>
+        <w:pStyle w:val="NormalWeb"/>
+        <w:spacing w:before="0" w:beforeAutospacing="0" w:after="240" w:afterAutospacing="0"/>
+      </w:pPr>
+    </w:p>
+    <w:p>
+      <w:pPr>
+        <w:pStyle w:val="NormalWeb"/>
+        <w:spacing w:before="0" w:beforeAutospacing="0" w:after="240" w:afterAutospacing="0"/>
+      </w:pPr>
+      <w:r>
+        <w:t>S3 buckets on AWS?</w:t>
+      </w:r>
+    </w:p>
+    <w:p>
+      <w:pPr>
+        <w:pStyle w:val="NormalWeb"/>
+        <w:spacing w:before="0" w:beforeAutospacing="0" w:after="240" w:afterAutospacing="0"/>
+      </w:pPr>
+      <w:r>
+        <w:t xml:space="preserve">JSON? </w:t>
+      </w:r>
+    </w:p>
+    <w:p>
+      <w:pPr>
+        <w:pStyle w:val="NormalWeb"/>
+        <w:spacing w:before="0" w:beforeAutospacing="0" w:after="240" w:afterAutospacing="0"/>
+      </w:pPr>
+    </w:p>
+    <w:p>
+      <w:pPr>
+        <w:pStyle w:val="NormalWeb"/>
+        <w:spacing w:before="0" w:beforeAutospacing="0" w:after="240" w:afterAutospacing="0"/>
       </w:pPr>
       <w:r>
         <w:t xml:space="preserve">Color scheme: </w:t>
@@ -184,11 +69,20 @@
     <w:p>
       <w:pPr>
         <w:pStyle w:val="NormalWeb"/>
-        <w:spacing w:before="0" w:beforeAutospacing="0"/>
+        <w:spacing w:before="0" w:beforeAutospacing="0" w:after="240" w:afterAutospacing="0"/>
       </w:pPr>
       <w:r>
         <w:t xml:space="preserve">Fonts: </w:t>
       </w:r>
+      <w:r>
+        <w:softHyphen/>
+      </w:r>
+      <w:r>
+        <w:softHyphen/>
+      </w:r>
+      <w:r>
+        <w:softHyphen/>
+      </w:r>
     </w:p>
     <w:p>
       <w:pPr>
@@ -197,7 +91,7 @@
           <w:ilvl w:val="0"/>
           <w:numId w:val="5"/>
         </w:numPr>
-        <w:spacing w:before="0" w:beforeAutospacing="0"/>
+        <w:spacing w:before="0" w:beforeAutospacing="0" w:after="240" w:afterAutospacing="0"/>
       </w:pPr>
       <w:r>
         <w:t>Logo</w:t>
@@ -224,7 +118,7 @@
           <w:ilvl w:val="0"/>
           <w:numId w:val="5"/>
         </w:numPr>
-        <w:spacing w:before="0" w:beforeAutospacing="0"/>
+        <w:spacing w:before="0" w:beforeAutospacing="0" w:after="240" w:afterAutospacing="0"/>
       </w:pPr>
       <w:r>
         <w:t>Headings</w:t>
@@ -251,7 +145,7 @@
           <w:ilvl w:val="0"/>
           <w:numId w:val="5"/>
         </w:numPr>
-        <w:spacing w:before="0" w:beforeAutospacing="0"/>
+        <w:spacing w:before="0" w:beforeAutospacing="0" w:after="240" w:afterAutospacing="0"/>
       </w:pPr>
       <w:r>
         <w:t xml:space="preserve">Text - </w:t>
@@ -271,11 +165,14 @@
     <w:p>
       <w:pPr>
         <w:pStyle w:val="NormalWeb"/>
-        <w:spacing w:before="0" w:beforeAutospacing="0"/>
+        <w:spacing w:before="0" w:beforeAutospacing="0" w:after="240" w:afterAutospacing="0"/>
       </w:pPr>
       <w:r>
         <w:t xml:space="preserve">Features: </w:t>
       </w:r>
+      <w:r>
+        <w:softHyphen/>
+      </w:r>
     </w:p>
     <w:p>
       <w:pPr>
@@ -284,7 +181,7 @@
           <w:ilvl w:val="0"/>
           <w:numId w:val="5"/>
         </w:numPr>
-        <w:spacing w:before="0" w:beforeAutospacing="0"/>
+        <w:spacing w:before="0" w:beforeAutospacing="0" w:after="240" w:afterAutospacing="0"/>
       </w:pPr>
       <w:r>
         <w:t xml:space="preserve">Upload photos button </w:t>
@@ -297,7 +194,7 @@
           <w:ilvl w:val="0"/>
           <w:numId w:val="5"/>
         </w:numPr>
-        <w:spacing w:before="0" w:beforeAutospacing="0"/>
+        <w:spacing w:before="0" w:beforeAutospacing="0" w:after="240" w:afterAutospacing="0"/>
       </w:pPr>
       <w:r>
         <w:t>Folders</w:t>
@@ -313,7 +210,7 @@
           <w:ilvl w:val="1"/>
           <w:numId w:val="5"/>
         </w:numPr>
-        <w:spacing w:before="0" w:beforeAutospacing="0"/>
+        <w:spacing w:before="0" w:beforeAutospacing="0" w:after="240" w:afterAutospacing="0"/>
       </w:pPr>
       <w:r>
         <w:t>Adding to folders</w:t>
@@ -326,7 +223,7 @@
           <w:ilvl w:val="1"/>
           <w:numId w:val="5"/>
         </w:numPr>
-        <w:spacing w:before="0" w:beforeAutospacing="0"/>
+        <w:spacing w:before="0" w:beforeAutospacing="0" w:after="240" w:afterAutospacing="0"/>
       </w:pPr>
       <w:r>
         <w:t>Removing from folders</w:t>
@@ -339,7 +236,7 @@
           <w:ilvl w:val="1"/>
           <w:numId w:val="5"/>
         </w:numPr>
-        <w:spacing w:before="0" w:beforeAutospacing="0"/>
+        <w:spacing w:before="0" w:beforeAutospacing="0" w:after="240" w:afterAutospacing="0"/>
       </w:pPr>
       <w:r>
         <w:t>Editing the order of the photos</w:t>
@@ -352,7 +249,7 @@
           <w:ilvl w:val="0"/>
           <w:numId w:val="5"/>
         </w:numPr>
-        <w:spacing w:before="0" w:beforeAutospacing="0"/>
+        <w:spacing w:before="0" w:beforeAutospacing="0" w:after="240" w:afterAutospacing="0"/>
       </w:pPr>
       <w:r>
         <w:t>Slideshows of folders</w:t>
@@ -365,7 +262,7 @@
           <w:ilvl w:val="0"/>
           <w:numId w:val="5"/>
         </w:numPr>
-        <w:spacing w:before="0" w:beforeAutospacing="0"/>
+        <w:spacing w:before="0" w:beforeAutospacing="0" w:after="240" w:afterAutospacing="0"/>
       </w:pPr>
       <w:r>
         <w:t>Photo information</w:t>
@@ -381,7 +278,7 @@
           <w:ilvl w:val="1"/>
           <w:numId w:val="5"/>
         </w:numPr>
-        <w:spacing w:before="0" w:beforeAutospacing="0"/>
+        <w:spacing w:before="0" w:beforeAutospacing="0" w:after="240" w:afterAutospacing="0"/>
       </w:pPr>
       <w:r>
         <w:t xml:space="preserve">Dates </w:t>
@@ -394,7 +291,7 @@
           <w:ilvl w:val="1"/>
           <w:numId w:val="5"/>
         </w:numPr>
-        <w:spacing w:before="0" w:beforeAutospacing="0"/>
+        <w:spacing w:before="0" w:beforeAutospacing="0" w:after="240" w:afterAutospacing="0"/>
       </w:pPr>
       <w:r>
         <w:t xml:space="preserve">Location </w:t>
@@ -407,7 +304,7 @@
           <w:ilvl w:val="1"/>
           <w:numId w:val="5"/>
         </w:numPr>
-        <w:spacing w:before="0" w:beforeAutospacing="0"/>
+        <w:spacing w:before="0" w:beforeAutospacing="0" w:after="240" w:afterAutospacing="0"/>
       </w:pPr>
       <w:r>
         <w:t xml:space="preserve">Titles </w:t>
@@ -420,7 +317,7 @@
           <w:ilvl w:val="1"/>
           <w:numId w:val="5"/>
         </w:numPr>
-        <w:spacing w:before="0" w:beforeAutospacing="0"/>
+        <w:spacing w:before="0" w:beforeAutospacing="0" w:after="240" w:afterAutospacing="0"/>
       </w:pPr>
       <w:r>
         <w:t xml:space="preserve">Descriptions </w:t>
@@ -433,7 +330,7 @@
           <w:ilvl w:val="0"/>
           <w:numId w:val="5"/>
         </w:numPr>
-        <w:spacing w:before="0" w:beforeAutospacing="0"/>
+        <w:spacing w:before="0" w:beforeAutospacing="0" w:after="240" w:afterAutospacing="0"/>
       </w:pPr>
       <w:r>
         <w:t>Album information (+editing that info)</w:t>
@@ -446,7 +343,7 @@
           <w:ilvl w:val="1"/>
           <w:numId w:val="5"/>
         </w:numPr>
-        <w:spacing w:before="0" w:beforeAutospacing="0"/>
+        <w:spacing w:before="0" w:beforeAutospacing="0" w:after="240" w:afterAutospacing="0"/>
       </w:pPr>
       <w:r>
         <w:t xml:space="preserve">Dates </w:t>
@@ -459,7 +356,7 @@
           <w:ilvl w:val="1"/>
           <w:numId w:val="5"/>
         </w:numPr>
-        <w:spacing w:before="0" w:beforeAutospacing="0"/>
+        <w:spacing w:before="0" w:beforeAutospacing="0" w:after="240" w:afterAutospacing="0"/>
       </w:pPr>
       <w:r>
         <w:lastRenderedPageBreak/>
@@ -473,7 +370,7 @@
           <w:ilvl w:val="1"/>
           <w:numId w:val="5"/>
         </w:numPr>
-        <w:spacing w:before="0" w:beforeAutospacing="0"/>
+        <w:spacing w:before="0" w:beforeAutospacing="0" w:after="240" w:afterAutospacing="0"/>
       </w:pPr>
       <w:r>
         <w:t xml:space="preserve">Titles </w:t>
@@ -486,7 +383,7 @@
           <w:ilvl w:val="1"/>
           <w:numId w:val="5"/>
         </w:numPr>
-        <w:spacing w:before="0" w:beforeAutospacing="0"/>
+        <w:spacing w:before="0" w:beforeAutospacing="0" w:after="240" w:afterAutospacing="0"/>
       </w:pPr>
       <w:r>
         <w:t xml:space="preserve">Descriptions </w:t>
@@ -499,7 +396,7 @@
           <w:ilvl w:val="0"/>
           <w:numId w:val="5"/>
         </w:numPr>
-        <w:spacing w:before="0" w:beforeAutospacing="0"/>
+        <w:spacing w:before="0" w:beforeAutospacing="0" w:after="240" w:afterAutospacing="0"/>
       </w:pPr>
       <w:r>
         <w:t>Deleting a photo</w:t>
@@ -512,7 +409,7 @@
           <w:ilvl w:val="0"/>
           <w:numId w:val="5"/>
         </w:numPr>
-        <w:spacing w:before="0" w:beforeAutospacing="0"/>
+        <w:spacing w:before="0" w:beforeAutospacing="0" w:after="240" w:afterAutospacing="0"/>
       </w:pPr>
       <w:r>
         <w:t>Deleting an album</w:t>
@@ -525,7 +422,7 @@
           <w:ilvl w:val="0"/>
           <w:numId w:val="5"/>
         </w:numPr>
-        <w:spacing w:before="0" w:beforeAutospacing="0"/>
+        <w:spacing w:before="0" w:beforeAutospacing="0" w:after="240" w:afterAutospacing="0"/>
       </w:pPr>
       <w:r>
         <w:t>Pages</w:t>
@@ -538,7 +435,7 @@
           <w:ilvl w:val="1"/>
           <w:numId w:val="5"/>
         </w:numPr>
-        <w:spacing w:before="0" w:beforeAutospacing="0"/>
+        <w:spacing w:before="0" w:beforeAutospacing="0" w:after="240" w:afterAutospacing="0"/>
       </w:pPr>
       <w:r>
         <w:t xml:space="preserve">Home page </w:t>
@@ -551,7 +448,7 @@
           <w:ilvl w:val="1"/>
           <w:numId w:val="5"/>
         </w:numPr>
-        <w:spacing w:before="0" w:beforeAutospacing="0"/>
+        <w:spacing w:before="0" w:beforeAutospacing="0" w:after="240" w:afterAutospacing="0"/>
       </w:pPr>
       <w:r>
         <w:t xml:space="preserve">Hamburger button popup </w:t>
@@ -564,7 +461,7 @@
           <w:ilvl w:val="2"/>
           <w:numId w:val="5"/>
         </w:numPr>
-        <w:spacing w:before="0" w:beforeAutospacing="0"/>
+        <w:spacing w:before="0" w:beforeAutospacing="0" w:after="240" w:afterAutospacing="0"/>
       </w:pPr>
       <w:r>
         <w:t>All photos</w:t>
@@ -577,7 +474,7 @@
           <w:ilvl w:val="2"/>
           <w:numId w:val="5"/>
         </w:numPr>
-        <w:spacing w:before="0" w:beforeAutospacing="0"/>
+        <w:spacing w:before="0" w:beforeAutospacing="0" w:after="240" w:afterAutospacing="0"/>
       </w:pPr>
       <w:r>
         <w:t>Folders</w:t>
@@ -590,7 +487,7 @@
           <w:ilvl w:val="2"/>
           <w:numId w:val="5"/>
         </w:numPr>
-        <w:spacing w:before="0" w:beforeAutospacing="0"/>
+        <w:spacing w:before="0" w:beforeAutospacing="0" w:after="240" w:afterAutospacing="0"/>
       </w:pPr>
       <w:r>
         <w:t>Account</w:t>
@@ -603,7 +500,7 @@
           <w:ilvl w:val="1"/>
           <w:numId w:val="5"/>
         </w:numPr>
-        <w:spacing w:before="0" w:beforeAutospacing="0"/>
+        <w:spacing w:before="0" w:beforeAutospacing="0" w:after="240" w:afterAutospacing="0"/>
       </w:pPr>
       <w:r>
         <w:t>Account page</w:t>
@@ -619,7 +516,7 @@
           <w:ilvl w:val="2"/>
           <w:numId w:val="5"/>
         </w:numPr>
-        <w:spacing w:before="0" w:beforeAutospacing="0"/>
+        <w:spacing w:before="0" w:beforeAutospacing="0" w:after="240" w:afterAutospacing="0"/>
       </w:pPr>
       <w:r>
         <w:t xml:space="preserve">Photo </w:t>
@@ -632,7 +529,7 @@
           <w:ilvl w:val="2"/>
           <w:numId w:val="5"/>
         </w:numPr>
-        <w:spacing w:before="0" w:beforeAutospacing="0"/>
+        <w:spacing w:before="0" w:beforeAutospacing="0" w:after="240" w:afterAutospacing="0"/>
       </w:pPr>
       <w:r>
         <w:t>Name</w:t>
@@ -645,7 +542,7 @@
           <w:ilvl w:val="1"/>
           <w:numId w:val="5"/>
         </w:numPr>
-        <w:spacing w:before="0" w:beforeAutospacing="0"/>
+        <w:spacing w:before="0" w:beforeAutospacing="0" w:after="240" w:afterAutospacing="0"/>
       </w:pPr>
       <w:r>
         <w:t>Upload page</w:t>
@@ -658,7 +555,7 @@
           <w:ilvl w:val="2"/>
           <w:numId w:val="5"/>
         </w:numPr>
-        <w:spacing w:before="0" w:beforeAutospacing="0"/>
+        <w:spacing w:before="0" w:beforeAutospacing="0" w:after="240" w:afterAutospacing="0"/>
       </w:pPr>
       <w:r>
         <w:t xml:space="preserve">File selection </w:t>
@@ -671,7 +568,7 @@
           <w:ilvl w:val="2"/>
           <w:numId w:val="5"/>
         </w:numPr>
-        <w:spacing w:before="0" w:beforeAutospacing="0"/>
+        <w:spacing w:before="0" w:beforeAutospacing="0" w:after="240" w:afterAutospacing="0"/>
       </w:pPr>
       <w:r>
         <w:t xml:space="preserve">Title </w:t>
@@ -684,7 +581,7 @@
           <w:ilvl w:val="2"/>
           <w:numId w:val="5"/>
         </w:numPr>
-        <w:spacing w:before="0" w:beforeAutospacing="0"/>
+        <w:spacing w:before="0" w:beforeAutospacing="0" w:after="240" w:afterAutospacing="0"/>
       </w:pPr>
       <w:r>
         <w:t xml:space="preserve">Location </w:t>
@@ -697,7 +594,7 @@
           <w:ilvl w:val="2"/>
           <w:numId w:val="5"/>
         </w:numPr>
-        <w:spacing w:before="0" w:beforeAutospacing="0"/>
+        <w:spacing w:before="0" w:beforeAutospacing="0" w:after="240" w:afterAutospacing="0"/>
       </w:pPr>
       <w:r>
         <w:t>Date</w:t>
@@ -710,7 +607,7 @@
           <w:ilvl w:val="2"/>
           <w:numId w:val="5"/>
         </w:numPr>
-        <w:spacing w:before="0" w:beforeAutospacing="0"/>
+        <w:spacing w:before="0" w:beforeAutospacing="0" w:after="240" w:afterAutospacing="0"/>
       </w:pPr>
       <w:r>
         <w:t>Description</w:t>
@@ -723,7 +620,7 @@
           <w:ilvl w:val="1"/>
           <w:numId w:val="5"/>
         </w:numPr>
-        <w:spacing w:before="0" w:beforeAutospacing="0"/>
+        <w:spacing w:before="0" w:beforeAutospacing="0" w:after="240" w:afterAutospacing="0"/>
       </w:pPr>
       <w:r>
         <w:t xml:space="preserve">All photos </w:t>
@@ -736,7 +633,7 @@
           <w:ilvl w:val="1"/>
           <w:numId w:val="5"/>
         </w:numPr>
-        <w:spacing w:before="0" w:beforeAutospacing="0"/>
+        <w:spacing w:before="0" w:beforeAutospacing="0" w:after="240" w:afterAutospacing="0"/>
       </w:pPr>
       <w:r>
         <w:t>All albums</w:t>
@@ -749,7 +646,7 @@
           <w:ilvl w:val="1"/>
           <w:numId w:val="5"/>
         </w:numPr>
-        <w:spacing w:before="0" w:beforeAutospacing="0"/>
+        <w:spacing w:before="0" w:beforeAutospacing="0" w:after="240" w:afterAutospacing="0"/>
       </w:pPr>
       <w:r>
         <w:t xml:space="preserve">Photo selection </w:t>
@@ -762,7 +659,7 @@
           <w:ilvl w:val="2"/>
           <w:numId w:val="5"/>
         </w:numPr>
-        <w:spacing w:before="0" w:beforeAutospacing="0"/>
+        <w:spacing w:before="0" w:beforeAutospacing="0" w:after="240" w:afterAutospacing="0"/>
       </w:pPr>
       <w:r>
         <w:t>Edit</w:t>
@@ -775,7 +672,7 @@
           <w:ilvl w:val="2"/>
           <w:numId w:val="5"/>
         </w:numPr>
-        <w:spacing w:before="0" w:beforeAutospacing="0"/>
+        <w:spacing w:before="0" w:beforeAutospacing="0" w:after="240" w:afterAutospacing="0"/>
       </w:pPr>
       <w:r>
         <w:t xml:space="preserve">Add to album </w:t>
@@ -788,9 +685,10 @@
           <w:ilvl w:val="2"/>
           <w:numId w:val="5"/>
         </w:numPr>
-        <w:spacing w:before="0" w:beforeAutospacing="0"/>
-      </w:pPr>
-      <w:r>
+        <w:spacing w:before="0" w:beforeAutospacing="0" w:after="240" w:afterAutospacing="0"/>
+      </w:pPr>
+      <w:r>
+        <w:lastRenderedPageBreak/>
         <w:t>Delete</w:t>
       </w:r>
     </w:p>
@@ -801,7 +699,7 @@
           <w:ilvl w:val="1"/>
           <w:numId w:val="5"/>
         </w:numPr>
-        <w:spacing w:before="0" w:beforeAutospacing="0"/>
+        <w:spacing w:before="0" w:beforeAutospacing="0" w:after="240" w:afterAutospacing="0"/>
       </w:pPr>
       <w:r>
         <w:t xml:space="preserve">Album </w:t>
@@ -817,7 +715,7 @@
           <w:ilvl w:val="2"/>
           <w:numId w:val="5"/>
         </w:numPr>
-        <w:spacing w:before="0" w:beforeAutospacing="0"/>
+        <w:spacing w:before="0" w:beforeAutospacing="0" w:after="240" w:afterAutospacing="0"/>
       </w:pPr>
       <w:r>
         <w:t>Edit</w:t>
@@ -830,7 +728,7 @@
           <w:ilvl w:val="2"/>
           <w:numId w:val="5"/>
         </w:numPr>
-        <w:spacing w:before="0" w:beforeAutospacing="0"/>
+        <w:spacing w:before="0" w:beforeAutospacing="0" w:after="240" w:afterAutospacing="0"/>
       </w:pPr>
       <w:r>
         <w:t>Add photos</w:t>
@@ -843,7 +741,7 @@
           <w:ilvl w:val="2"/>
           <w:numId w:val="5"/>
         </w:numPr>
-        <w:spacing w:before="0" w:beforeAutospacing="0"/>
+        <w:spacing w:before="0" w:beforeAutospacing="0" w:after="240" w:afterAutospacing="0"/>
       </w:pPr>
       <w:r>
         <w:t xml:space="preserve">Remove photos </w:t>
@@ -856,7 +754,7 @@
           <w:ilvl w:val="2"/>
           <w:numId w:val="5"/>
         </w:numPr>
-        <w:spacing w:before="0" w:beforeAutospacing="0"/>
+        <w:spacing w:before="0" w:beforeAutospacing="0" w:after="240" w:afterAutospacing="0"/>
       </w:pPr>
       <w:r>
         <w:t>Delete</w:t>
@@ -869,7 +767,7 @@
           <w:ilvl w:val="0"/>
           <w:numId w:val="5"/>
         </w:numPr>
-        <w:spacing w:before="0" w:beforeAutospacing="0"/>
+        <w:spacing w:before="0" w:beforeAutospacing="0" w:after="240" w:afterAutospacing="0"/>
       </w:pPr>
       <w:r>
         <w:t>Tabs</w:t>
@@ -882,7 +780,7 @@
           <w:ilvl w:val="1"/>
           <w:numId w:val="5"/>
         </w:numPr>
-        <w:spacing w:before="0" w:beforeAutospacing="0"/>
+        <w:spacing w:before="0" w:beforeAutospacing="0" w:after="240" w:afterAutospacing="0"/>
       </w:pPr>
       <w:r>
         <w:t>All photos</w:t>
@@ -895,7 +793,7 @@
           <w:ilvl w:val="1"/>
           <w:numId w:val="5"/>
         </w:numPr>
-        <w:spacing w:before="0" w:beforeAutospacing="0"/>
+        <w:spacing w:before="0" w:beforeAutospacing="0" w:after="240" w:afterAutospacing="0"/>
       </w:pPr>
       <w:r>
         <w:t>Folders</w:t>
@@ -904,7 +802,7 @@
     <w:p>
       <w:pPr>
         <w:pStyle w:val="NormalWeb"/>
-        <w:spacing w:before="0" w:beforeAutospacing="0"/>
+        <w:spacing w:before="0" w:beforeAutospacing="0" w:after="240" w:afterAutospacing="0"/>
       </w:pPr>
       <w:r>
         <w:t>Add-ons:</w:t>
@@ -917,18 +815,10 @@
           <w:ilvl w:val="0"/>
           <w:numId w:val="6"/>
         </w:numPr>
-        <w:spacing w:before="0" w:beforeAutospacing="0"/>
-      </w:pPr>
-      <w:r>
-        <w:t xml:space="preserve">Image search feature, connected to Google, or </w:t>
-      </w:r>
-      <w:proofErr w:type="gramStart"/>
-      <w:r>
-        <w:t>similar to</w:t>
-      </w:r>
-      <w:proofErr w:type="gramEnd"/>
-      <w:r>
-        <w:t xml:space="preserve"> </w:t>
+        <w:spacing w:before="0" w:beforeAutospacing="0" w:after="240" w:afterAutospacing="0"/>
+      </w:pPr>
+      <w:r>
+        <w:t xml:space="preserve">Image search feature, connected to Google, or similar to </w:t>
       </w:r>
       <w:r>
         <w:t xml:space="preserve">websites such as </w:t>
@@ -957,7 +847,7 @@
           <w:ilvl w:val="0"/>
           <w:numId w:val="6"/>
         </w:numPr>
-        <w:spacing w:before="0" w:beforeAutospacing="0"/>
+        <w:spacing w:before="0" w:beforeAutospacing="0" w:after="240" w:afterAutospacing="0"/>
       </w:pPr>
       <w:r>
         <w:t>Favoriting a photo</w:t>
@@ -970,7 +860,7 @@
           <w:ilvl w:val="0"/>
           <w:numId w:val="6"/>
         </w:numPr>
-        <w:spacing w:before="0" w:beforeAutospacing="0"/>
+        <w:spacing w:before="0" w:beforeAutospacing="0" w:after="240" w:afterAutospacing="0"/>
       </w:pPr>
       <w:r>
         <w:t>User accounts</w:t>
@@ -983,7 +873,7 @@
           <w:ilvl w:val="1"/>
           <w:numId w:val="6"/>
         </w:numPr>
-        <w:spacing w:before="0" w:beforeAutospacing="0"/>
+        <w:spacing w:before="0" w:beforeAutospacing="0" w:after="240" w:afterAutospacing="0"/>
       </w:pPr>
       <w:r>
         <w:t>Username</w:t>
@@ -996,7 +886,7 @@
           <w:ilvl w:val="1"/>
           <w:numId w:val="6"/>
         </w:numPr>
-        <w:spacing w:before="0" w:beforeAutospacing="0"/>
+        <w:spacing w:before="0" w:beforeAutospacing="0" w:after="240" w:afterAutospacing="0"/>
       </w:pPr>
       <w:r>
         <w:t>Password</w:t>
@@ -1009,7 +899,7 @@
           <w:ilvl w:val="1"/>
           <w:numId w:val="6"/>
         </w:numPr>
-        <w:spacing w:before="0" w:beforeAutospacing="0"/>
+        <w:spacing w:before="0" w:beforeAutospacing="0" w:after="240" w:afterAutospacing="0"/>
       </w:pPr>
       <w:r>
         <w:t>Connect to Google or Facebook</w:t>
@@ -1022,7 +912,7 @@
           <w:ilvl w:val="0"/>
           <w:numId w:val="6"/>
         </w:numPr>
-        <w:spacing w:before="0" w:beforeAutospacing="0"/>
+        <w:spacing w:before="0" w:beforeAutospacing="0" w:after="240" w:afterAutospacing="0"/>
       </w:pPr>
       <w:r>
         <w:t xml:space="preserve">Feedback </w:t>
@@ -1042,7 +932,7 @@
 </file>
 
 <file path=word/endnotes.xml><?xml version="1.0" encoding="utf-8"?>
-<w:endnotes xmlns:wpc="http://schemas.microsoft.com/office/word/2010/wordprocessingCanvas" xmlns:cx="http://schemas.microsoft.com/office/drawing/2014/chartex" xmlns:cx1="http://schemas.microsoft.com/office/drawing/2015/9/8/chartex" xmlns:cx2="http://schemas.microsoft.com/office/drawing/2015/10/21/chartex" xmlns:cx3="http://schemas.microsoft.com/office/drawing/2016/5/9/chartex" xmlns:cx4="http://schemas.microsoft.com/office/drawing/2016/5/10/chartex" xmlns:cx5="http://schemas.microsoft.com/office/drawing/2016/5/11/chartex" xmlns:cx6="http://schemas.microsoft.com/office/drawing/2016/5/12/chartex" xmlns:cx7="http://schemas.microsoft.com/office/drawing/2016/5/13/chartex" xmlns:cx8="http://schemas.microsoft.com/office/drawing/2016/5/14/chartex" xmlns:mc="http://schemas.openxmlformats.org/markup-compatibility/2006" xmlns:aink="http://schemas.microsoft.com/office/drawing/2016/ink" xmlns:am3d="http://schemas.microsoft.com/office/drawing/2017/model3d" xmlns:o="urn:schemas-microsoft-com:office:office" xmlns:r="http://schemas.openxmlformats.org/officeDocument/2006/relationships" xmlns:m="http://schemas.openxmlformats.org/officeDocument/2006/math" xmlns:v="urn:schemas-microsoft-com:vml" xmlns:wp14="http://schemas.microsoft.com/office/word/2010/wordprocessingDrawing" xmlns:wp="http://schemas.openxmlformats.org/drawingml/2006/wordprocessingDrawing" xmlns:w10="urn:schemas-microsoft-com:office:word" xmlns:w="http://schemas.openxmlformats.org/wordprocessingml/2006/main" xmlns:w14="http://schemas.microsoft.com/office/word/2010/wordml" xmlns:w15="http://schemas.microsoft.com/office/word/2012/wordml" xmlns:w16cex="http://schemas.microsoft.com/office/word/2018/wordml/cex" xmlns:w16cid="http://schemas.microsoft.com/office/word/2016/wordml/cid" xmlns:w16="http://schemas.microsoft.com/office/word/2018/wordml" xmlns:w16se="http://schemas.microsoft.com/office/word/2015/wordml/symex" xmlns:wpg="http://schemas.microsoft.com/office/word/2010/wordprocessingGroup" xmlns:wpi="http://schemas.microsoft.com/office/word/2010/wordprocessingInk" xmlns:wne="http://schemas.microsoft.com/office/word/2006/wordml" xmlns:wps="http://schemas.microsoft.com/office/word/2010/wordprocessingShape" mc:Ignorable="w14 w15 w16se w16cid w16 w16cex wp14">
+<w:endnotes xmlns:wpc="http://schemas.microsoft.com/office/word/2010/wordprocessingCanvas" xmlns:cx="http://schemas.microsoft.com/office/drawing/2014/chartex" xmlns:cx1="http://schemas.microsoft.com/office/drawing/2015/9/8/chartex" xmlns:cx2="http://schemas.microsoft.com/office/drawing/2015/10/21/chartex" xmlns:cx3="http://schemas.microsoft.com/office/drawing/2016/5/9/chartex" xmlns:cx4="http://schemas.microsoft.com/office/drawing/2016/5/10/chartex" xmlns:cx5="http://schemas.microsoft.com/office/drawing/2016/5/11/chartex" xmlns:cx6="http://schemas.microsoft.com/office/drawing/2016/5/12/chartex" xmlns:cx7="http://schemas.microsoft.com/office/drawing/2016/5/13/chartex" xmlns:cx8="http://schemas.microsoft.com/office/drawing/2016/5/14/chartex" xmlns:mc="http://schemas.openxmlformats.org/markup-compatibility/2006" xmlns:aink="http://schemas.microsoft.com/office/drawing/2016/ink" xmlns:am3d="http://schemas.microsoft.com/office/drawing/2017/model3d" xmlns:o="urn:schemas-microsoft-com:office:office" xmlns:r="http://schemas.openxmlformats.org/officeDocument/2006/relationships" xmlns:m="http://schemas.openxmlformats.org/officeDocument/2006/math" xmlns:v="urn:schemas-microsoft-com:vml" xmlns:wp14="http://schemas.microsoft.com/office/word/2010/wordprocessingDrawing" xmlns:wp="http://schemas.openxmlformats.org/drawingml/2006/wordprocessingDrawing" xmlns:w10="urn:schemas-microsoft-com:office:word" xmlns:w="http://schemas.openxmlformats.org/wordprocessingml/2006/main" xmlns:w14="http://schemas.microsoft.com/office/word/2010/wordml" xmlns:w15="http://schemas.microsoft.com/office/word/2012/wordml" xmlns:w16cex="http://schemas.microsoft.com/office/word/2018/wordml/cex" xmlns:w16cid="http://schemas.microsoft.com/office/word/2016/wordml/cid" xmlns:w16="http://schemas.microsoft.com/office/word/2018/wordml" xmlns:w16sdtdh="http://schemas.microsoft.com/office/word/2020/wordml/sdtdatahash" xmlns:w16se="http://schemas.microsoft.com/office/word/2015/wordml/symex" xmlns:wpg="http://schemas.microsoft.com/office/word/2010/wordprocessingGroup" xmlns:wpi="http://schemas.microsoft.com/office/word/2010/wordprocessingInk" xmlns:wne="http://schemas.microsoft.com/office/word/2006/wordml" xmlns:wps="http://schemas.microsoft.com/office/word/2010/wordprocessingShape" mc:Ignorable="w14 w15 w16se w16cid w16 w16cex w16sdtdh wp14">
   <w:endnote w:type="separator" w:id="-1">
     <w:p>
       <w:pPr>
@@ -1067,7 +957,7 @@
 </file>
 
 <file path=word/footnotes.xml><?xml version="1.0" encoding="utf-8"?>
-<w:footnotes xmlns:wpc="http://schemas.microsoft.com/office/word/2010/wordprocessingCanvas" xmlns:cx="http://schemas.microsoft.com/office/drawing/2014/chartex" xmlns:cx1="http://schemas.microsoft.com/office/drawing/2015/9/8/chartex" xmlns:cx2="http://schemas.microsoft.com/office/drawing/2015/10/21/chartex" xmlns:cx3="http://schemas.microsoft.com/office/drawing/2016/5/9/chartex" xmlns:cx4="http://schemas.microsoft.com/office/drawing/2016/5/10/chartex" xmlns:cx5="http://schemas.microsoft.com/office/drawing/2016/5/11/chartex" xmlns:cx6="http://schemas.microsoft.com/office/drawing/2016/5/12/chartex" xmlns:cx7="http://schemas.microsoft.com/office/drawing/2016/5/13/chartex" xmlns:cx8="http://schemas.microsoft.com/office/drawing/2016/5/14/chartex" xmlns:mc="http://schemas.openxmlformats.org/markup-compatibility/2006" xmlns:aink="http://schemas.microsoft.com/office/drawing/2016/ink" xmlns:am3d="http://schemas.microsoft.com/office/drawing/2017/model3d" xmlns:o="urn:schemas-microsoft-com:office:office" xmlns:r="http://schemas.openxmlformats.org/officeDocument/2006/relationships" xmlns:m="http://schemas.openxmlformats.org/officeDocument/2006/math" xmlns:v="urn:schemas-microsoft-com:vml" xmlns:wp14="http://schemas.microsoft.com/office/word/2010/wordprocessingDrawing" xmlns:wp="http://schemas.openxmlformats.org/drawingml/2006/wordprocessingDrawing" xmlns:w10="urn:schemas-microsoft-com:office:word" xmlns:w="http://schemas.openxmlformats.org/wordprocessingml/2006/main" xmlns:w14="http://schemas.microsoft.com/office/word/2010/wordml" xmlns:w15="http://schemas.microsoft.com/office/word/2012/wordml" xmlns:w16cex="http://schemas.microsoft.com/office/word/2018/wordml/cex" xmlns:w16cid="http://schemas.microsoft.com/office/word/2016/wordml/cid" xmlns:w16="http://schemas.microsoft.com/office/word/2018/wordml" xmlns:w16se="http://schemas.microsoft.com/office/word/2015/wordml/symex" xmlns:wpg="http://schemas.microsoft.com/office/word/2010/wordprocessingGroup" xmlns:wpi="http://schemas.microsoft.com/office/word/2010/wordprocessingInk" xmlns:wne="http://schemas.microsoft.com/office/word/2006/wordml" xmlns:wps="http://schemas.microsoft.com/office/word/2010/wordprocessingShape" mc:Ignorable="w14 w15 w16se w16cid w16 w16cex wp14">
+<w:footnotes xmlns:wpc="http://schemas.microsoft.com/office/word/2010/wordprocessingCanvas" xmlns:cx="http://schemas.microsoft.com/office/drawing/2014/chartex" xmlns:cx1="http://schemas.microsoft.com/office/drawing/2015/9/8/chartex" xmlns:cx2="http://schemas.microsoft.com/office/drawing/2015/10/21/chartex" xmlns:cx3="http://schemas.microsoft.com/office/drawing/2016/5/9/chartex" xmlns:cx4="http://schemas.microsoft.com/office/drawing/2016/5/10/chartex" xmlns:cx5="http://schemas.microsoft.com/office/drawing/2016/5/11/chartex" xmlns:cx6="http://schemas.microsoft.com/office/drawing/2016/5/12/chartex" xmlns:cx7="http://schemas.microsoft.com/office/drawing/2016/5/13/chartex" xmlns:cx8="http://schemas.microsoft.com/office/drawing/2016/5/14/chartex" xmlns:mc="http://schemas.openxmlformats.org/markup-compatibility/2006" xmlns:aink="http://schemas.microsoft.com/office/drawing/2016/ink" xmlns:am3d="http://schemas.microsoft.com/office/drawing/2017/model3d" xmlns:o="urn:schemas-microsoft-com:office:office" xmlns:r="http://schemas.openxmlformats.org/officeDocument/2006/relationships" xmlns:m="http://schemas.openxmlformats.org/officeDocument/2006/math" xmlns:v="urn:schemas-microsoft-com:vml" xmlns:wp14="http://schemas.microsoft.com/office/word/2010/wordprocessingDrawing" xmlns:wp="http://schemas.openxmlformats.org/drawingml/2006/wordprocessingDrawing" xmlns:w10="urn:schemas-microsoft-com:office:word" xmlns:w="http://schemas.openxmlformats.org/wordprocessingml/2006/main" xmlns:w14="http://schemas.microsoft.com/office/word/2010/wordml" xmlns:w15="http://schemas.microsoft.com/office/word/2012/wordml" xmlns:w16cex="http://schemas.microsoft.com/office/word/2018/wordml/cex" xmlns:w16cid="http://schemas.microsoft.com/office/word/2016/wordml/cid" xmlns:w16="http://schemas.microsoft.com/office/word/2018/wordml" xmlns:w16sdtdh="http://schemas.microsoft.com/office/word/2020/wordml/sdtdatahash" xmlns:w16se="http://schemas.microsoft.com/office/word/2015/wordml/symex" xmlns:wpg="http://schemas.microsoft.com/office/word/2010/wordprocessingGroup" xmlns:wpi="http://schemas.microsoft.com/office/word/2010/wordprocessingInk" xmlns:wne="http://schemas.microsoft.com/office/word/2006/wordml" xmlns:wps="http://schemas.microsoft.com/office/word/2010/wordprocessingShape" mc:Ignorable="w14 w15 w16se w16cid w16 w16cex w16sdtdh wp14">
   <w:footnote w:type="separator" w:id="-1">
     <w:p>
       <w:pPr>
@@ -1092,7 +982,7 @@
 </file>
 
 <file path=word/numbering.xml><?xml version="1.0" encoding="utf-8"?>
-<w:numbering xmlns:wpc="http://schemas.microsoft.com/office/word/2010/wordprocessingCanvas" xmlns:cx="http://schemas.microsoft.com/office/drawing/2014/chartex" xmlns:cx1="http://schemas.microsoft.com/office/drawing/2015/9/8/chartex" xmlns:cx2="http://schemas.microsoft.com/office/drawing/2015/10/21/chartex" xmlns:cx3="http://schemas.microsoft.com/office/drawing/2016/5/9/chartex" xmlns:cx4="http://schemas.microsoft.com/office/drawing/2016/5/10/chartex" xmlns:cx5="http://schemas.microsoft.com/office/drawing/2016/5/11/chartex" xmlns:cx6="http://schemas.microsoft.com/office/drawing/2016/5/12/chartex" xmlns:cx7="http://schemas.microsoft.com/office/drawing/2016/5/13/chartex" xmlns:cx8="http://schemas.microsoft.com/office/drawing/2016/5/14/chartex" xmlns:mc="http://schemas.openxmlformats.org/markup-compatibility/2006" xmlns:aink="http://schemas.microsoft.com/office/drawing/2016/ink" xmlns:am3d="http://schemas.microsoft.com/office/drawing/2017/model3d" xmlns:o="urn:schemas-microsoft-com:office:office" xmlns:r="http://schemas.openxmlformats.org/officeDocument/2006/relationships" xmlns:m="http://schemas.openxmlformats.org/officeDocument/2006/math" xmlns:v="urn:schemas-microsoft-com:vml" xmlns:wp14="http://schemas.microsoft.com/office/word/2010/wordprocessingDrawing" xmlns:wp="http://schemas.openxmlformats.org/drawingml/2006/wordprocessingDrawing" xmlns:w10="urn:schemas-microsoft-com:office:word" xmlns:w="http://schemas.openxmlformats.org/wordprocessingml/2006/main" xmlns:w14="http://schemas.microsoft.com/office/word/2010/wordml" xmlns:w15="http://schemas.microsoft.com/office/word/2012/wordml" xmlns:w16cex="http://schemas.microsoft.com/office/word/2018/wordml/cex" xmlns:w16cid="http://schemas.microsoft.com/office/word/2016/wordml/cid" xmlns:w16="http://schemas.microsoft.com/office/word/2018/wordml" xmlns:w16se="http://schemas.microsoft.com/office/word/2015/wordml/symex" xmlns:wpg="http://schemas.microsoft.com/office/word/2010/wordprocessingGroup" xmlns:wpi="http://schemas.microsoft.com/office/word/2010/wordprocessingInk" xmlns:wne="http://schemas.microsoft.com/office/word/2006/wordml" xmlns:wps="http://schemas.microsoft.com/office/word/2010/wordprocessingShape" mc:Ignorable="w14 w15 w16se w16cid w16 w16cex wp14">
+<w:numbering xmlns:wpc="http://schemas.microsoft.com/office/word/2010/wordprocessingCanvas" xmlns:cx="http://schemas.microsoft.com/office/drawing/2014/chartex" xmlns:cx1="http://schemas.microsoft.com/office/drawing/2015/9/8/chartex" xmlns:cx2="http://schemas.microsoft.com/office/drawing/2015/10/21/chartex" xmlns:cx3="http://schemas.microsoft.com/office/drawing/2016/5/9/chartex" xmlns:cx4="http://schemas.microsoft.com/office/drawing/2016/5/10/chartex" xmlns:cx5="http://schemas.microsoft.com/office/drawing/2016/5/11/chartex" xmlns:cx6="http://schemas.microsoft.com/office/drawing/2016/5/12/chartex" xmlns:cx7="http://schemas.microsoft.com/office/drawing/2016/5/13/chartex" xmlns:cx8="http://schemas.microsoft.com/office/drawing/2016/5/14/chartex" xmlns:mc="http://schemas.openxmlformats.org/markup-compatibility/2006" xmlns:aink="http://schemas.microsoft.com/office/drawing/2016/ink" xmlns:am3d="http://schemas.microsoft.com/office/drawing/2017/model3d" xmlns:o="urn:schemas-microsoft-com:office:office" xmlns:r="http://schemas.openxmlformats.org/officeDocument/2006/relationships" xmlns:m="http://schemas.openxmlformats.org/officeDocument/2006/math" xmlns:v="urn:schemas-microsoft-com:vml" xmlns:wp14="http://schemas.microsoft.com/office/word/2010/wordprocessingDrawing" xmlns:wp="http://schemas.openxmlformats.org/drawingml/2006/wordprocessingDrawing" xmlns:w10="urn:schemas-microsoft-com:office:word" xmlns:w="http://schemas.openxmlformats.org/wordprocessingml/2006/main" xmlns:w14="http://schemas.microsoft.com/office/word/2010/wordml" xmlns:w15="http://schemas.microsoft.com/office/word/2012/wordml" xmlns:w16cex="http://schemas.microsoft.com/office/word/2018/wordml/cex" xmlns:w16cid="http://schemas.microsoft.com/office/word/2016/wordml/cid" xmlns:w16="http://schemas.microsoft.com/office/word/2018/wordml" xmlns:w16sdtdh="http://schemas.microsoft.com/office/word/2020/wordml/sdtdatahash" xmlns:w16se="http://schemas.microsoft.com/office/word/2015/wordml/symex" xmlns:wpg="http://schemas.microsoft.com/office/word/2010/wordprocessingGroup" xmlns:wpi="http://schemas.microsoft.com/office/word/2010/wordprocessingInk" xmlns:wne="http://schemas.microsoft.com/office/word/2006/wordml" xmlns:wps="http://schemas.microsoft.com/office/word/2010/wordprocessingShape" mc:Ignorable="w14 w15 w16se w16cid w16 w16cex w16sdtdh wp14">
   <w:abstractNum w:abstractNumId="0" w15:restartNumberingAfterBreak="0">
     <w:nsid w:val="2D5B41B3"/>
     <w:multiLevelType w:val="hybridMultilevel"/>
@@ -1771,29 +1661,29 @@
       </w:rPr>
     </w:lvl>
   </w:abstractNum>
-  <w:num w:numId="1">
+  <w:num w:numId="1" w16cid:durableId="1141194754">
     <w:abstractNumId w:val="4"/>
   </w:num>
-  <w:num w:numId="2">
+  <w:num w:numId="2" w16cid:durableId="1515344029">
     <w:abstractNumId w:val="5"/>
   </w:num>
-  <w:num w:numId="3">
+  <w:num w:numId="3" w16cid:durableId="796946690">
     <w:abstractNumId w:val="2"/>
   </w:num>
-  <w:num w:numId="4">
+  <w:num w:numId="4" w16cid:durableId="832186476">
     <w:abstractNumId w:val="3"/>
   </w:num>
-  <w:num w:numId="5">
+  <w:num w:numId="5" w16cid:durableId="688029379">
     <w:abstractNumId w:val="0"/>
   </w:num>
-  <w:num w:numId="6">
+  <w:num w:numId="6" w16cid:durableId="1283078463">
     <w:abstractNumId w:val="1"/>
   </w:num>
 </w:numbering>
 </file>
 
 <file path=word/styles.xml><?xml version="1.0" encoding="utf-8"?>
-<w:styles xmlns:mc="http://schemas.openxmlformats.org/markup-compatibility/2006" xmlns:r="http://schemas.openxmlformats.org/officeDocument/2006/relationships" xmlns:w="http://schemas.openxmlformats.org/wordprocessingml/2006/main" xmlns:w14="http://schemas.microsoft.com/office/word/2010/wordml" xmlns:w15="http://schemas.microsoft.com/office/word/2012/wordml" xmlns:w16cex="http://schemas.microsoft.com/office/word/2018/wordml/cex" xmlns:w16cid="http://schemas.microsoft.com/office/word/2016/wordml/cid" xmlns:w16="http://schemas.microsoft.com/office/word/2018/wordml" xmlns:w16se="http://schemas.microsoft.com/office/word/2015/wordml/symex" mc:Ignorable="w14 w15 w16se w16cid w16 w16cex">
+<w:styles xmlns:mc="http://schemas.openxmlformats.org/markup-compatibility/2006" xmlns:r="http://schemas.openxmlformats.org/officeDocument/2006/relationships" xmlns:w="http://schemas.openxmlformats.org/wordprocessingml/2006/main" xmlns:w14="http://schemas.microsoft.com/office/word/2010/wordml" xmlns:w15="http://schemas.microsoft.com/office/word/2012/wordml" xmlns:w16cex="http://schemas.microsoft.com/office/word/2018/wordml/cex" xmlns:w16cid="http://schemas.microsoft.com/office/word/2016/wordml/cid" xmlns:w16="http://schemas.microsoft.com/office/word/2018/wordml" xmlns:w16sdtdh="http://schemas.microsoft.com/office/word/2020/wordml/sdtdatahash" xmlns:w16se="http://schemas.microsoft.com/office/word/2015/wordml/symex" mc:Ignorable="w14 w15 w16se w16cid w16 w16cex w16sdtdh">
   <w:docDefaults>
     <w:rPrDefault>
       <w:rPr>

--- a/Notes.docx
+++ b/Notes.docx
@@ -1,6 +1,6 @@
 
 <file path=word/document.xml><?xml version="1.0" encoding="utf-8"?>
-<w:document xmlns:wpc="http://schemas.microsoft.com/office/word/2010/wordprocessingCanvas" xmlns:cx="http://schemas.microsoft.com/office/drawing/2014/chartex" xmlns:cx1="http://schemas.microsoft.com/office/drawing/2015/9/8/chartex" xmlns:cx2="http://schemas.microsoft.com/office/drawing/2015/10/21/chartex" xmlns:cx3="http://schemas.microsoft.com/office/drawing/2016/5/9/chartex" xmlns:cx4="http://schemas.microsoft.com/office/drawing/2016/5/10/chartex" xmlns:cx5="http://schemas.microsoft.com/office/drawing/2016/5/11/chartex" xmlns:cx6="http://schemas.microsoft.com/office/drawing/2016/5/12/chartex" xmlns:cx7="http://schemas.microsoft.com/office/drawing/2016/5/13/chartex" xmlns:cx8="http://schemas.microsoft.com/office/drawing/2016/5/14/chartex" xmlns:mc="http://schemas.openxmlformats.org/markup-compatibility/2006" xmlns:aink="http://schemas.microsoft.com/office/drawing/2016/ink" xmlns:am3d="http://schemas.microsoft.com/office/drawing/2017/model3d" xmlns:o="urn:schemas-microsoft-com:office:office" xmlns:r="http://schemas.openxmlformats.org/officeDocument/2006/relationships" xmlns:m="http://schemas.openxmlformats.org/officeDocument/2006/math" xmlns:v="urn:schemas-microsoft-com:vml" xmlns:wp14="http://schemas.microsoft.com/office/word/2010/wordprocessingDrawing" xmlns:wp="http://schemas.openxmlformats.org/drawingml/2006/wordprocessingDrawing" xmlns:w10="urn:schemas-microsoft-com:office:word" xmlns:w="http://schemas.openxmlformats.org/wordprocessingml/2006/main" xmlns:w14="http://schemas.microsoft.com/office/word/2010/wordml" xmlns:w15="http://schemas.microsoft.com/office/word/2012/wordml" xmlns:w16cex="http://schemas.microsoft.com/office/word/2018/wordml/cex" xmlns:w16cid="http://schemas.microsoft.com/office/word/2016/wordml/cid" xmlns:w16="http://schemas.microsoft.com/office/word/2018/wordml" xmlns:w16sdtdh="http://schemas.microsoft.com/office/word/2020/wordml/sdtdatahash" xmlns:w16se="http://schemas.microsoft.com/office/word/2015/wordml/symex" xmlns:wpg="http://schemas.microsoft.com/office/word/2010/wordprocessingGroup" xmlns:wpi="http://schemas.microsoft.com/office/word/2010/wordprocessingInk" xmlns:wne="http://schemas.microsoft.com/office/word/2006/wordml" xmlns:wps="http://schemas.microsoft.com/office/word/2010/wordprocessingShape" mc:Ignorable="w14 w15 w16se w16cid w16 w16cex w16sdtdh wp14">
+<w:document xmlns:wpc="http://schemas.microsoft.com/office/word/2010/wordprocessingCanvas" xmlns:cx="http://schemas.microsoft.com/office/drawing/2014/chartex" xmlns:cx1="http://schemas.microsoft.com/office/drawing/2015/9/8/chartex" xmlns:cx2="http://schemas.microsoft.com/office/drawing/2015/10/21/chartex" xmlns:cx3="http://schemas.microsoft.com/office/drawing/2016/5/9/chartex" xmlns:cx4="http://schemas.microsoft.com/office/drawing/2016/5/10/chartex" xmlns:cx5="http://schemas.microsoft.com/office/drawing/2016/5/11/chartex" xmlns:cx6="http://schemas.microsoft.com/office/drawing/2016/5/12/chartex" xmlns:cx7="http://schemas.microsoft.com/office/drawing/2016/5/13/chartex" xmlns:cx8="http://schemas.microsoft.com/office/drawing/2016/5/14/chartex" xmlns:mc="http://schemas.openxmlformats.org/markup-compatibility/2006" xmlns:aink="http://schemas.microsoft.com/office/drawing/2016/ink" xmlns:am3d="http://schemas.microsoft.com/office/drawing/2017/model3d" xmlns:o="urn:schemas-microsoft-com:office:office" xmlns:oel="http://schemas.microsoft.com/office/2019/extlst" xmlns:r="http://schemas.openxmlformats.org/officeDocument/2006/relationships" xmlns:m="http://schemas.openxmlformats.org/officeDocument/2006/math" xmlns:v="urn:schemas-microsoft-com:vml" xmlns:wp14="http://schemas.microsoft.com/office/word/2010/wordprocessingDrawing" xmlns:wp="http://schemas.openxmlformats.org/drawingml/2006/wordprocessingDrawing" xmlns:w10="urn:schemas-microsoft-com:office:word" xmlns:w="http://schemas.openxmlformats.org/wordprocessingml/2006/main" xmlns:w14="http://schemas.microsoft.com/office/word/2010/wordml" xmlns:w15="http://schemas.microsoft.com/office/word/2012/wordml" xmlns:w16cex="http://schemas.microsoft.com/office/word/2018/wordml/cex" xmlns:w16cid="http://schemas.microsoft.com/office/word/2016/wordml/cid" xmlns:w16="http://schemas.microsoft.com/office/word/2018/wordml" xmlns:w16sdtdh="http://schemas.microsoft.com/office/word/2020/wordml/sdtdatahash" xmlns:w16se="http://schemas.microsoft.com/office/word/2015/wordml/symex" xmlns:wpg="http://schemas.microsoft.com/office/word/2010/wordprocessingGroup" xmlns:wpi="http://schemas.microsoft.com/office/word/2010/wordprocessingInk" xmlns:wne="http://schemas.microsoft.com/office/word/2006/wordml" xmlns:wps="http://schemas.microsoft.com/office/word/2010/wordprocessingShape" mc:Ignorable="w14 w15 w16se w16cid w16 w16cex w16sdtdh wp14">
   <w:body>
     <w:p>
       <w:pPr>
@@ -197,6 +197,19 @@
         <w:spacing w:before="0" w:beforeAutospacing="0" w:after="240" w:afterAutospacing="0"/>
       </w:pPr>
       <w:r>
+        <w:t>Viewing photos in slideshow format</w:t>
+      </w:r>
+    </w:p>
+    <w:p>
+      <w:pPr>
+        <w:pStyle w:val="NormalWeb"/>
+        <w:numPr>
+          <w:ilvl w:val="0"/>
+          <w:numId w:val="5"/>
+        </w:numPr>
+        <w:spacing w:before="0" w:beforeAutospacing="0" w:after="240" w:afterAutospacing="0"/>
+      </w:pPr>
+      <w:r>
         <w:t>Folders</w:t>
       </w:r>
       <w:r>
@@ -246,13 +259,39 @@
       <w:pPr>
         <w:pStyle w:val="NormalWeb"/>
         <w:numPr>
+          <w:ilvl w:val="1"/>
+          <w:numId w:val="5"/>
+        </w:numPr>
+        <w:spacing w:before="0" w:beforeAutospacing="0" w:after="240" w:afterAutospacing="0"/>
+      </w:pPr>
+      <w:r>
+        <w:t xml:space="preserve">Editing the name of the folder </w:t>
+      </w:r>
+    </w:p>
+    <w:p>
+      <w:pPr>
+        <w:pStyle w:val="NormalWeb"/>
+        <w:numPr>
+          <w:ilvl w:val="1"/>
+          <w:numId w:val="5"/>
+        </w:numPr>
+        <w:spacing w:before="0" w:beforeAutospacing="0" w:after="240" w:afterAutospacing="0"/>
+      </w:pPr>
+      <w:r>
+        <w:t>Seeing the photos in the folder in a slideshow</w:t>
+      </w:r>
+    </w:p>
+    <w:p>
+      <w:pPr>
+        <w:pStyle w:val="NormalWeb"/>
+        <w:numPr>
           <w:ilvl w:val="0"/>
           <w:numId w:val="5"/>
         </w:numPr>
         <w:spacing w:before="0" w:beforeAutospacing="0" w:after="240" w:afterAutospacing="0"/>
       </w:pPr>
       <w:r>
-        <w:t>Slideshows of folders</w:t>
+        <w:t>Deleting a photo</w:t>
       </w:r>
     </w:p>
     <w:p>
@@ -265,7 +304,99 @@
         <w:spacing w:before="0" w:beforeAutospacing="0" w:after="240" w:afterAutospacing="0"/>
       </w:pPr>
       <w:r>
-        <w:t>Photo information</w:t>
+        <w:t>Deleting an album</w:t>
+      </w:r>
+    </w:p>
+    <w:p>
+      <w:pPr>
+        <w:pStyle w:val="NormalWeb"/>
+        <w:numPr>
+          <w:ilvl w:val="0"/>
+          <w:numId w:val="5"/>
+        </w:numPr>
+        <w:spacing w:before="0" w:beforeAutospacing="0" w:after="240" w:afterAutospacing="0"/>
+      </w:pPr>
+      <w:r>
+        <w:t>Pages</w:t>
+      </w:r>
+    </w:p>
+    <w:p>
+      <w:pPr>
+        <w:pStyle w:val="NormalWeb"/>
+        <w:numPr>
+          <w:ilvl w:val="1"/>
+          <w:numId w:val="5"/>
+        </w:numPr>
+        <w:spacing w:before="0" w:beforeAutospacing="0" w:after="240" w:afterAutospacing="0"/>
+      </w:pPr>
+      <w:r>
+        <w:t xml:space="preserve">Home page </w:t>
+      </w:r>
+    </w:p>
+    <w:p>
+      <w:pPr>
+        <w:pStyle w:val="NormalWeb"/>
+        <w:numPr>
+          <w:ilvl w:val="1"/>
+          <w:numId w:val="5"/>
+        </w:numPr>
+        <w:spacing w:before="0" w:beforeAutospacing="0" w:after="240" w:afterAutospacing="0"/>
+      </w:pPr>
+      <w:r>
+        <w:t xml:space="preserve">Hamburger button popup </w:t>
+      </w:r>
+    </w:p>
+    <w:p>
+      <w:pPr>
+        <w:pStyle w:val="NormalWeb"/>
+        <w:numPr>
+          <w:ilvl w:val="2"/>
+          <w:numId w:val="5"/>
+        </w:numPr>
+        <w:spacing w:before="0" w:beforeAutospacing="0" w:after="240" w:afterAutospacing="0"/>
+      </w:pPr>
+      <w:r>
+        <w:lastRenderedPageBreak/>
+        <w:t>All photos</w:t>
+      </w:r>
+    </w:p>
+    <w:p>
+      <w:pPr>
+        <w:pStyle w:val="NormalWeb"/>
+        <w:numPr>
+          <w:ilvl w:val="2"/>
+          <w:numId w:val="5"/>
+        </w:numPr>
+        <w:spacing w:before="0" w:beforeAutospacing="0" w:after="240" w:afterAutospacing="0"/>
+      </w:pPr>
+      <w:r>
+        <w:t>Folders</w:t>
+      </w:r>
+    </w:p>
+    <w:p>
+      <w:pPr>
+        <w:pStyle w:val="NormalWeb"/>
+        <w:numPr>
+          <w:ilvl w:val="2"/>
+          <w:numId w:val="5"/>
+        </w:numPr>
+        <w:spacing w:before="0" w:beforeAutospacing="0" w:after="240" w:afterAutospacing="0"/>
+      </w:pPr>
+      <w:r>
+        <w:t>Account</w:t>
+      </w:r>
+    </w:p>
+    <w:p>
+      <w:pPr>
+        <w:pStyle w:val="NormalWeb"/>
+        <w:numPr>
+          <w:ilvl w:val="1"/>
+          <w:numId w:val="5"/>
+        </w:numPr>
+        <w:spacing w:before="0" w:beforeAutospacing="0" w:after="240" w:afterAutospacing="0"/>
+      </w:pPr>
+      <w:r>
+        <w:t>Account page</w:t>
       </w:r>
       <w:r>
         <w:t xml:space="preserve"> (+editing that info)</w:t>
@@ -275,13 +406,52 @@
       <w:pPr>
         <w:pStyle w:val="NormalWeb"/>
         <w:numPr>
+          <w:ilvl w:val="2"/>
+          <w:numId w:val="5"/>
+        </w:numPr>
+        <w:spacing w:before="0" w:beforeAutospacing="0" w:after="240" w:afterAutospacing="0"/>
+      </w:pPr>
+      <w:r>
+        <w:t xml:space="preserve">Photo </w:t>
+      </w:r>
+    </w:p>
+    <w:p>
+      <w:pPr>
+        <w:pStyle w:val="NormalWeb"/>
+        <w:numPr>
+          <w:ilvl w:val="2"/>
+          <w:numId w:val="5"/>
+        </w:numPr>
+        <w:spacing w:before="0" w:beforeAutospacing="0" w:after="240" w:afterAutospacing="0"/>
+      </w:pPr>
+      <w:r>
+        <w:t>Name</w:t>
+      </w:r>
+    </w:p>
+    <w:p>
+      <w:pPr>
+        <w:pStyle w:val="NormalWeb"/>
+        <w:numPr>
           <w:ilvl w:val="1"/>
           <w:numId w:val="5"/>
         </w:numPr>
         <w:spacing w:before="0" w:beforeAutospacing="0" w:after="240" w:afterAutospacing="0"/>
       </w:pPr>
       <w:r>
-        <w:t xml:space="preserve">Dates </w:t>
+        <w:t>Upload page</w:t>
+      </w:r>
+    </w:p>
+    <w:p>
+      <w:pPr>
+        <w:pStyle w:val="NormalWeb"/>
+        <w:numPr>
+          <w:ilvl w:val="2"/>
+          <w:numId w:val="5"/>
+        </w:numPr>
+        <w:spacing w:before="0" w:beforeAutospacing="0" w:after="240" w:afterAutospacing="0"/>
+      </w:pPr>
+      <w:r>
+        <w:t xml:space="preserve">File selection </w:t>
       </w:r>
     </w:p>
     <w:p>
@@ -294,7 +464,7 @@
         <w:spacing w:before="0" w:beforeAutospacing="0" w:after="240" w:afterAutospacing="0"/>
       </w:pPr>
       <w:r>
-        <w:t xml:space="preserve">Location </w:t>
+        <w:t xml:space="preserve">All photos </w:t>
       </w:r>
     </w:p>
     <w:p>
@@ -307,7 +477,7 @@
         <w:spacing w:before="0" w:beforeAutospacing="0" w:after="240" w:afterAutospacing="0"/>
       </w:pPr>
       <w:r>
-        <w:t xml:space="preserve">Titles </w:t>
+        <w:t>All albums</w:t>
       </w:r>
     </w:p>
     <w:p>
@@ -320,20 +490,33 @@
         <w:spacing w:before="0" w:beforeAutospacing="0" w:after="240" w:afterAutospacing="0"/>
       </w:pPr>
       <w:r>
-        <w:t xml:space="preserve">Descriptions </w:t>
-      </w:r>
-    </w:p>
-    <w:p>
-      <w:pPr>
-        <w:pStyle w:val="NormalWeb"/>
-        <w:numPr>
-          <w:ilvl w:val="0"/>
-          <w:numId w:val="5"/>
-        </w:numPr>
-        <w:spacing w:before="0" w:beforeAutospacing="0" w:after="240" w:afterAutospacing="0"/>
-      </w:pPr>
-      <w:r>
-        <w:t>Album information (+editing that info)</w:t>
+        <w:t xml:space="preserve">Photo selection </w:t>
+      </w:r>
+    </w:p>
+    <w:p>
+      <w:pPr>
+        <w:pStyle w:val="NormalWeb"/>
+        <w:numPr>
+          <w:ilvl w:val="2"/>
+          <w:numId w:val="5"/>
+        </w:numPr>
+        <w:spacing w:before="0" w:beforeAutospacing="0" w:after="240" w:afterAutospacing="0"/>
+      </w:pPr>
+      <w:r>
+        <w:t xml:space="preserve">Add to album </w:t>
+      </w:r>
+    </w:p>
+    <w:p>
+      <w:pPr>
+        <w:pStyle w:val="NormalWeb"/>
+        <w:numPr>
+          <w:ilvl w:val="2"/>
+          <w:numId w:val="5"/>
+        </w:numPr>
+        <w:spacing w:before="0" w:beforeAutospacing="0" w:after="240" w:afterAutospacing="0"/>
+      </w:pPr>
+      <w:r>
+        <w:t>Delete</w:t>
       </w:r>
     </w:p>
     <w:p>
@@ -346,112 +529,10 @@
         <w:spacing w:before="0" w:beforeAutospacing="0" w:after="240" w:afterAutospacing="0"/>
       </w:pPr>
       <w:r>
-        <w:t xml:space="preserve">Dates </w:t>
-      </w:r>
-    </w:p>
-    <w:p>
-      <w:pPr>
-        <w:pStyle w:val="NormalWeb"/>
-        <w:numPr>
-          <w:ilvl w:val="1"/>
-          <w:numId w:val="5"/>
-        </w:numPr>
-        <w:spacing w:before="0" w:beforeAutospacing="0" w:after="240" w:afterAutospacing="0"/>
-      </w:pPr>
-      <w:r>
-        <w:lastRenderedPageBreak/>
-        <w:t xml:space="preserve">Location </w:t>
-      </w:r>
-    </w:p>
-    <w:p>
-      <w:pPr>
-        <w:pStyle w:val="NormalWeb"/>
-        <w:numPr>
-          <w:ilvl w:val="1"/>
-          <w:numId w:val="5"/>
-        </w:numPr>
-        <w:spacing w:before="0" w:beforeAutospacing="0" w:after="240" w:afterAutospacing="0"/>
-      </w:pPr>
-      <w:r>
-        <w:t xml:space="preserve">Titles </w:t>
-      </w:r>
-    </w:p>
-    <w:p>
-      <w:pPr>
-        <w:pStyle w:val="NormalWeb"/>
-        <w:numPr>
-          <w:ilvl w:val="1"/>
-          <w:numId w:val="5"/>
-        </w:numPr>
-        <w:spacing w:before="0" w:beforeAutospacing="0" w:after="240" w:afterAutospacing="0"/>
-      </w:pPr>
-      <w:r>
-        <w:t xml:space="preserve">Descriptions </w:t>
-      </w:r>
-    </w:p>
-    <w:p>
-      <w:pPr>
-        <w:pStyle w:val="NormalWeb"/>
-        <w:numPr>
-          <w:ilvl w:val="0"/>
-          <w:numId w:val="5"/>
-        </w:numPr>
-        <w:spacing w:before="0" w:beforeAutospacing="0" w:after="240" w:afterAutospacing="0"/>
-      </w:pPr>
-      <w:r>
-        <w:t>Deleting a photo</w:t>
-      </w:r>
-    </w:p>
-    <w:p>
-      <w:pPr>
-        <w:pStyle w:val="NormalWeb"/>
-        <w:numPr>
-          <w:ilvl w:val="0"/>
-          <w:numId w:val="5"/>
-        </w:numPr>
-        <w:spacing w:before="0" w:beforeAutospacing="0" w:after="240" w:afterAutospacing="0"/>
-      </w:pPr>
-      <w:r>
-        <w:t>Deleting an album</w:t>
-      </w:r>
-    </w:p>
-    <w:p>
-      <w:pPr>
-        <w:pStyle w:val="NormalWeb"/>
-        <w:numPr>
-          <w:ilvl w:val="0"/>
-          <w:numId w:val="5"/>
-        </w:numPr>
-        <w:spacing w:before="0" w:beforeAutospacing="0" w:after="240" w:afterAutospacing="0"/>
-      </w:pPr>
-      <w:r>
-        <w:t>Pages</w:t>
-      </w:r>
-    </w:p>
-    <w:p>
-      <w:pPr>
-        <w:pStyle w:val="NormalWeb"/>
-        <w:numPr>
-          <w:ilvl w:val="1"/>
-          <w:numId w:val="5"/>
-        </w:numPr>
-        <w:spacing w:before="0" w:beforeAutospacing="0" w:after="240" w:afterAutospacing="0"/>
-      </w:pPr>
-      <w:r>
-        <w:t xml:space="preserve">Home page </w:t>
-      </w:r>
-    </w:p>
-    <w:p>
-      <w:pPr>
-        <w:pStyle w:val="NormalWeb"/>
-        <w:numPr>
-          <w:ilvl w:val="1"/>
-          <w:numId w:val="5"/>
-        </w:numPr>
-        <w:spacing w:before="0" w:beforeAutospacing="0" w:after="240" w:afterAutospacing="0"/>
-      </w:pPr>
-      <w:r>
-        <w:t xml:space="preserve">Hamburger button popup </w:t>
+        <w:t xml:space="preserve">Album </w:t>
+      </w:r>
+      <w:r>
+        <w:t>selection</w:t>
       </w:r>
     </w:p>
     <w:p>
@@ -464,261 +545,10 @@
         <w:spacing w:before="0" w:beforeAutospacing="0" w:after="240" w:afterAutospacing="0"/>
       </w:pPr>
       <w:r>
-        <w:t>All photos</w:t>
-      </w:r>
-    </w:p>
-    <w:p>
-      <w:pPr>
-        <w:pStyle w:val="NormalWeb"/>
-        <w:numPr>
-          <w:ilvl w:val="2"/>
-          <w:numId w:val="5"/>
-        </w:numPr>
-        <w:spacing w:before="0" w:beforeAutospacing="0" w:after="240" w:afterAutospacing="0"/>
-      </w:pPr>
-      <w:r>
-        <w:t>Folders</w:t>
-      </w:r>
-    </w:p>
-    <w:p>
-      <w:pPr>
-        <w:pStyle w:val="NormalWeb"/>
-        <w:numPr>
-          <w:ilvl w:val="2"/>
-          <w:numId w:val="5"/>
-        </w:numPr>
-        <w:spacing w:before="0" w:beforeAutospacing="0" w:after="240" w:afterAutospacing="0"/>
-      </w:pPr>
-      <w:r>
-        <w:t>Account</w:t>
-      </w:r>
-    </w:p>
-    <w:p>
-      <w:pPr>
-        <w:pStyle w:val="NormalWeb"/>
-        <w:numPr>
-          <w:ilvl w:val="1"/>
-          <w:numId w:val="5"/>
-        </w:numPr>
-        <w:spacing w:before="0" w:beforeAutospacing="0" w:after="240" w:afterAutospacing="0"/>
-      </w:pPr>
-      <w:r>
-        <w:t>Account page</w:t>
-      </w:r>
-      <w:r>
-        <w:t xml:space="preserve"> (+editing that info)</w:t>
-      </w:r>
-    </w:p>
-    <w:p>
-      <w:pPr>
-        <w:pStyle w:val="NormalWeb"/>
-        <w:numPr>
-          <w:ilvl w:val="2"/>
-          <w:numId w:val="5"/>
-        </w:numPr>
-        <w:spacing w:before="0" w:beforeAutospacing="0" w:after="240" w:afterAutospacing="0"/>
-      </w:pPr>
-      <w:r>
-        <w:t xml:space="preserve">Photo </w:t>
-      </w:r>
-    </w:p>
-    <w:p>
-      <w:pPr>
-        <w:pStyle w:val="NormalWeb"/>
-        <w:numPr>
-          <w:ilvl w:val="2"/>
-          <w:numId w:val="5"/>
-        </w:numPr>
-        <w:spacing w:before="0" w:beforeAutospacing="0" w:after="240" w:afterAutospacing="0"/>
-      </w:pPr>
-      <w:r>
-        <w:t>Name</w:t>
-      </w:r>
-    </w:p>
-    <w:p>
-      <w:pPr>
-        <w:pStyle w:val="NormalWeb"/>
-        <w:numPr>
-          <w:ilvl w:val="1"/>
-          <w:numId w:val="5"/>
-        </w:numPr>
-        <w:spacing w:before="0" w:beforeAutospacing="0" w:after="240" w:afterAutospacing="0"/>
-      </w:pPr>
-      <w:r>
-        <w:t>Upload page</w:t>
-      </w:r>
-    </w:p>
-    <w:p>
-      <w:pPr>
-        <w:pStyle w:val="NormalWeb"/>
-        <w:numPr>
-          <w:ilvl w:val="2"/>
-          <w:numId w:val="5"/>
-        </w:numPr>
-        <w:spacing w:before="0" w:beforeAutospacing="0" w:after="240" w:afterAutospacing="0"/>
-      </w:pPr>
-      <w:r>
-        <w:t xml:space="preserve">File selection </w:t>
-      </w:r>
-    </w:p>
-    <w:p>
-      <w:pPr>
-        <w:pStyle w:val="NormalWeb"/>
-        <w:numPr>
-          <w:ilvl w:val="2"/>
-          <w:numId w:val="5"/>
-        </w:numPr>
-        <w:spacing w:before="0" w:beforeAutospacing="0" w:after="240" w:afterAutospacing="0"/>
-      </w:pPr>
-      <w:r>
-        <w:t xml:space="preserve">Title </w:t>
-      </w:r>
-    </w:p>
-    <w:p>
-      <w:pPr>
-        <w:pStyle w:val="NormalWeb"/>
-        <w:numPr>
-          <w:ilvl w:val="2"/>
-          <w:numId w:val="5"/>
-        </w:numPr>
-        <w:spacing w:before="0" w:beforeAutospacing="0" w:after="240" w:afterAutospacing="0"/>
-      </w:pPr>
-      <w:r>
-        <w:t xml:space="preserve">Location </w:t>
-      </w:r>
-    </w:p>
-    <w:p>
-      <w:pPr>
-        <w:pStyle w:val="NormalWeb"/>
-        <w:numPr>
-          <w:ilvl w:val="2"/>
-          <w:numId w:val="5"/>
-        </w:numPr>
-        <w:spacing w:before="0" w:beforeAutospacing="0" w:after="240" w:afterAutospacing="0"/>
-      </w:pPr>
-      <w:r>
-        <w:t>Date</w:t>
-      </w:r>
-    </w:p>
-    <w:p>
-      <w:pPr>
-        <w:pStyle w:val="NormalWeb"/>
-        <w:numPr>
-          <w:ilvl w:val="2"/>
-          <w:numId w:val="5"/>
-        </w:numPr>
-        <w:spacing w:before="0" w:beforeAutospacing="0" w:after="240" w:afterAutospacing="0"/>
-      </w:pPr>
-      <w:r>
-        <w:t>Description</w:t>
-      </w:r>
-    </w:p>
-    <w:p>
-      <w:pPr>
-        <w:pStyle w:val="NormalWeb"/>
-        <w:numPr>
-          <w:ilvl w:val="1"/>
-          <w:numId w:val="5"/>
-        </w:numPr>
-        <w:spacing w:before="0" w:beforeAutospacing="0" w:after="240" w:afterAutospacing="0"/>
-      </w:pPr>
-      <w:r>
-        <w:t xml:space="preserve">All photos </w:t>
-      </w:r>
-    </w:p>
-    <w:p>
-      <w:pPr>
-        <w:pStyle w:val="NormalWeb"/>
-        <w:numPr>
-          <w:ilvl w:val="1"/>
-          <w:numId w:val="5"/>
-        </w:numPr>
-        <w:spacing w:before="0" w:beforeAutospacing="0" w:after="240" w:afterAutospacing="0"/>
-      </w:pPr>
-      <w:r>
-        <w:t>All albums</w:t>
-      </w:r>
-    </w:p>
-    <w:p>
-      <w:pPr>
-        <w:pStyle w:val="NormalWeb"/>
-        <w:numPr>
-          <w:ilvl w:val="1"/>
-          <w:numId w:val="5"/>
-        </w:numPr>
-        <w:spacing w:before="0" w:beforeAutospacing="0" w:after="240" w:afterAutospacing="0"/>
-      </w:pPr>
-      <w:r>
-        <w:t xml:space="preserve">Photo selection </w:t>
-      </w:r>
-    </w:p>
-    <w:p>
-      <w:pPr>
-        <w:pStyle w:val="NormalWeb"/>
-        <w:numPr>
-          <w:ilvl w:val="2"/>
-          <w:numId w:val="5"/>
-        </w:numPr>
-        <w:spacing w:before="0" w:beforeAutospacing="0" w:after="240" w:afterAutospacing="0"/>
-      </w:pPr>
-      <w:r>
         <w:t>Edit</w:t>
       </w:r>
-    </w:p>
-    <w:p>
-      <w:pPr>
-        <w:pStyle w:val="NormalWeb"/>
-        <w:numPr>
-          <w:ilvl w:val="2"/>
-          <w:numId w:val="5"/>
-        </w:numPr>
-        <w:spacing w:before="0" w:beforeAutospacing="0" w:after="240" w:afterAutospacing="0"/>
-      </w:pPr>
-      <w:r>
-        <w:t xml:space="preserve">Add to album </w:t>
-      </w:r>
-    </w:p>
-    <w:p>
-      <w:pPr>
-        <w:pStyle w:val="NormalWeb"/>
-        <w:numPr>
-          <w:ilvl w:val="2"/>
-          <w:numId w:val="5"/>
-        </w:numPr>
-        <w:spacing w:before="0" w:beforeAutospacing="0" w:after="240" w:afterAutospacing="0"/>
-      </w:pPr>
-      <w:r>
-        <w:lastRenderedPageBreak/>
-        <w:t>Delete</w:t>
-      </w:r>
-    </w:p>
-    <w:p>
-      <w:pPr>
-        <w:pStyle w:val="NormalWeb"/>
-        <w:numPr>
-          <w:ilvl w:val="1"/>
-          <w:numId w:val="5"/>
-        </w:numPr>
-        <w:spacing w:before="0" w:beforeAutospacing="0" w:after="240" w:afterAutospacing="0"/>
-      </w:pPr>
-      <w:r>
-        <w:t xml:space="preserve">Album </w:t>
-      </w:r>
-      <w:r>
-        <w:t>selection</w:t>
-      </w:r>
-    </w:p>
-    <w:p>
-      <w:pPr>
-        <w:pStyle w:val="NormalWeb"/>
-        <w:numPr>
-          <w:ilvl w:val="2"/>
-          <w:numId w:val="5"/>
-        </w:numPr>
-        <w:spacing w:before="0" w:beforeAutospacing="0" w:after="240" w:afterAutospacing="0"/>
-      </w:pPr>
-      <w:r>
-        <w:t>Edit</w:t>
+      <w:r>
+        <w:t xml:space="preserve"> name </w:t>
       </w:r>
     </w:p>
     <w:p>
@@ -863,6 +693,7 @@
         <w:spacing w:before="0" w:beforeAutospacing="0" w:after="240" w:afterAutospacing="0"/>
       </w:pPr>
       <w:r>
+        <w:lastRenderedPageBreak/>
         <w:t>User accounts</w:t>
       </w:r>
     </w:p>
@@ -890,19 +721,6 @@
       </w:pPr>
       <w:r>
         <w:t>Password</w:t>
-      </w:r>
-    </w:p>
-    <w:p>
-      <w:pPr>
-        <w:pStyle w:val="NormalWeb"/>
-        <w:numPr>
-          <w:ilvl w:val="1"/>
-          <w:numId w:val="6"/>
-        </w:numPr>
-        <w:spacing w:before="0" w:beforeAutospacing="0" w:after="240" w:afterAutospacing="0"/>
-      </w:pPr>
-      <w:r>
-        <w:t>Connect to Google or Facebook</w:t>
       </w:r>
     </w:p>
     <w:p>
@@ -932,7 +750,7 @@
 </file>
 
 <file path=word/endnotes.xml><?xml version="1.0" encoding="utf-8"?>
-<w:endnotes xmlns:wpc="http://schemas.microsoft.com/office/word/2010/wordprocessingCanvas" xmlns:cx="http://schemas.microsoft.com/office/drawing/2014/chartex" xmlns:cx1="http://schemas.microsoft.com/office/drawing/2015/9/8/chartex" xmlns:cx2="http://schemas.microsoft.com/office/drawing/2015/10/21/chartex" xmlns:cx3="http://schemas.microsoft.com/office/drawing/2016/5/9/chartex" xmlns:cx4="http://schemas.microsoft.com/office/drawing/2016/5/10/chartex" xmlns:cx5="http://schemas.microsoft.com/office/drawing/2016/5/11/chartex" xmlns:cx6="http://schemas.microsoft.com/office/drawing/2016/5/12/chartex" xmlns:cx7="http://schemas.microsoft.com/office/drawing/2016/5/13/chartex" xmlns:cx8="http://schemas.microsoft.com/office/drawing/2016/5/14/chartex" xmlns:mc="http://schemas.openxmlformats.org/markup-compatibility/2006" xmlns:aink="http://schemas.microsoft.com/office/drawing/2016/ink" xmlns:am3d="http://schemas.microsoft.com/office/drawing/2017/model3d" xmlns:o="urn:schemas-microsoft-com:office:office" xmlns:r="http://schemas.openxmlformats.org/officeDocument/2006/relationships" xmlns:m="http://schemas.openxmlformats.org/officeDocument/2006/math" xmlns:v="urn:schemas-microsoft-com:vml" xmlns:wp14="http://schemas.microsoft.com/office/word/2010/wordprocessingDrawing" xmlns:wp="http://schemas.openxmlformats.org/drawingml/2006/wordprocessingDrawing" xmlns:w10="urn:schemas-microsoft-com:office:word" xmlns:w="http://schemas.openxmlformats.org/wordprocessingml/2006/main" xmlns:w14="http://schemas.microsoft.com/office/word/2010/wordml" xmlns:w15="http://schemas.microsoft.com/office/word/2012/wordml" xmlns:w16cex="http://schemas.microsoft.com/office/word/2018/wordml/cex" xmlns:w16cid="http://schemas.microsoft.com/office/word/2016/wordml/cid" xmlns:w16="http://schemas.microsoft.com/office/word/2018/wordml" xmlns:w16sdtdh="http://schemas.microsoft.com/office/word/2020/wordml/sdtdatahash" xmlns:w16se="http://schemas.microsoft.com/office/word/2015/wordml/symex" xmlns:wpg="http://schemas.microsoft.com/office/word/2010/wordprocessingGroup" xmlns:wpi="http://schemas.microsoft.com/office/word/2010/wordprocessingInk" xmlns:wne="http://schemas.microsoft.com/office/word/2006/wordml" xmlns:wps="http://schemas.microsoft.com/office/word/2010/wordprocessingShape" mc:Ignorable="w14 w15 w16se w16cid w16 w16cex w16sdtdh wp14">
+<w:endnotes xmlns:wpc="http://schemas.microsoft.com/office/word/2010/wordprocessingCanvas" xmlns:cx="http://schemas.microsoft.com/office/drawing/2014/chartex" xmlns:cx1="http://schemas.microsoft.com/office/drawing/2015/9/8/chartex" xmlns:cx2="http://schemas.microsoft.com/office/drawing/2015/10/21/chartex" xmlns:cx3="http://schemas.microsoft.com/office/drawing/2016/5/9/chartex" xmlns:cx4="http://schemas.microsoft.com/office/drawing/2016/5/10/chartex" xmlns:cx5="http://schemas.microsoft.com/office/drawing/2016/5/11/chartex" xmlns:cx6="http://schemas.microsoft.com/office/drawing/2016/5/12/chartex" xmlns:cx7="http://schemas.microsoft.com/office/drawing/2016/5/13/chartex" xmlns:cx8="http://schemas.microsoft.com/office/drawing/2016/5/14/chartex" xmlns:mc="http://schemas.openxmlformats.org/markup-compatibility/2006" xmlns:aink="http://schemas.microsoft.com/office/drawing/2016/ink" xmlns:am3d="http://schemas.microsoft.com/office/drawing/2017/model3d" xmlns:o="urn:schemas-microsoft-com:office:office" xmlns:oel="http://schemas.microsoft.com/office/2019/extlst" xmlns:r="http://schemas.openxmlformats.org/officeDocument/2006/relationships" xmlns:m="http://schemas.openxmlformats.org/officeDocument/2006/math" xmlns:v="urn:schemas-microsoft-com:vml" xmlns:wp14="http://schemas.microsoft.com/office/word/2010/wordprocessingDrawing" xmlns:wp="http://schemas.openxmlformats.org/drawingml/2006/wordprocessingDrawing" xmlns:w10="urn:schemas-microsoft-com:office:word" xmlns:w="http://schemas.openxmlformats.org/wordprocessingml/2006/main" xmlns:w14="http://schemas.microsoft.com/office/word/2010/wordml" xmlns:w15="http://schemas.microsoft.com/office/word/2012/wordml" xmlns:w16cex="http://schemas.microsoft.com/office/word/2018/wordml/cex" xmlns:w16cid="http://schemas.microsoft.com/office/word/2016/wordml/cid" xmlns:w16="http://schemas.microsoft.com/office/word/2018/wordml" xmlns:w16sdtdh="http://schemas.microsoft.com/office/word/2020/wordml/sdtdatahash" xmlns:w16se="http://schemas.microsoft.com/office/word/2015/wordml/symex" xmlns:wpg="http://schemas.microsoft.com/office/word/2010/wordprocessingGroup" xmlns:wpi="http://schemas.microsoft.com/office/word/2010/wordprocessingInk" xmlns:wne="http://schemas.microsoft.com/office/word/2006/wordml" xmlns:wps="http://schemas.microsoft.com/office/word/2010/wordprocessingShape" mc:Ignorable="w14 w15 w16se w16cid w16 w16cex w16sdtdh wp14">
   <w:endnote w:type="separator" w:id="-1">
     <w:p>
       <w:pPr>
@@ -957,7 +775,7 @@
 </file>
 
 <file path=word/footnotes.xml><?xml version="1.0" encoding="utf-8"?>
-<w:footnotes xmlns:wpc="http://schemas.microsoft.com/office/word/2010/wordprocessingCanvas" xmlns:cx="http://schemas.microsoft.com/office/drawing/2014/chartex" xmlns:cx1="http://schemas.microsoft.com/office/drawing/2015/9/8/chartex" xmlns:cx2="http://schemas.microsoft.com/office/drawing/2015/10/21/chartex" xmlns:cx3="http://schemas.microsoft.com/office/drawing/2016/5/9/chartex" xmlns:cx4="http://schemas.microsoft.com/office/drawing/2016/5/10/chartex" xmlns:cx5="http://schemas.microsoft.com/office/drawing/2016/5/11/chartex" xmlns:cx6="http://schemas.microsoft.com/office/drawing/2016/5/12/chartex" xmlns:cx7="http://schemas.microsoft.com/office/drawing/2016/5/13/chartex" xmlns:cx8="http://schemas.microsoft.com/office/drawing/2016/5/14/chartex" xmlns:mc="http://schemas.openxmlformats.org/markup-compatibility/2006" xmlns:aink="http://schemas.microsoft.com/office/drawing/2016/ink" xmlns:am3d="http://schemas.microsoft.com/office/drawing/2017/model3d" xmlns:o="urn:schemas-microsoft-com:office:office" xmlns:r="http://schemas.openxmlformats.org/officeDocument/2006/relationships" xmlns:m="http://schemas.openxmlformats.org/officeDocument/2006/math" xmlns:v="urn:schemas-microsoft-com:vml" xmlns:wp14="http://schemas.microsoft.com/office/word/2010/wordprocessingDrawing" xmlns:wp="http://schemas.openxmlformats.org/drawingml/2006/wordprocessingDrawing" xmlns:w10="urn:schemas-microsoft-com:office:word" xmlns:w="http://schemas.openxmlformats.org/wordprocessingml/2006/main" xmlns:w14="http://schemas.microsoft.com/office/word/2010/wordml" xmlns:w15="http://schemas.microsoft.com/office/word/2012/wordml" xmlns:w16cex="http://schemas.microsoft.com/office/word/2018/wordml/cex" xmlns:w16cid="http://schemas.microsoft.com/office/word/2016/wordml/cid" xmlns:w16="http://schemas.microsoft.com/office/word/2018/wordml" xmlns:w16sdtdh="http://schemas.microsoft.com/office/word/2020/wordml/sdtdatahash" xmlns:w16se="http://schemas.microsoft.com/office/word/2015/wordml/symex" xmlns:wpg="http://schemas.microsoft.com/office/word/2010/wordprocessingGroup" xmlns:wpi="http://schemas.microsoft.com/office/word/2010/wordprocessingInk" xmlns:wne="http://schemas.microsoft.com/office/word/2006/wordml" xmlns:wps="http://schemas.microsoft.com/office/word/2010/wordprocessingShape" mc:Ignorable="w14 w15 w16se w16cid w16 w16cex w16sdtdh wp14">
+<w:footnotes xmlns:wpc="http://schemas.microsoft.com/office/word/2010/wordprocessingCanvas" xmlns:cx="http://schemas.microsoft.com/office/drawing/2014/chartex" xmlns:cx1="http://schemas.microsoft.com/office/drawing/2015/9/8/chartex" xmlns:cx2="http://schemas.microsoft.com/office/drawing/2015/10/21/chartex" xmlns:cx3="http://schemas.microsoft.com/office/drawing/2016/5/9/chartex" xmlns:cx4="http://schemas.microsoft.com/office/drawing/2016/5/10/chartex" xmlns:cx5="http://schemas.microsoft.com/office/drawing/2016/5/11/chartex" xmlns:cx6="http://schemas.microsoft.com/office/drawing/2016/5/12/chartex" xmlns:cx7="http://schemas.microsoft.com/office/drawing/2016/5/13/chartex" xmlns:cx8="http://schemas.microsoft.com/office/drawing/2016/5/14/chartex" xmlns:mc="http://schemas.openxmlformats.org/markup-compatibility/2006" xmlns:aink="http://schemas.microsoft.com/office/drawing/2016/ink" xmlns:am3d="http://schemas.microsoft.com/office/drawing/2017/model3d" xmlns:o="urn:schemas-microsoft-com:office:office" xmlns:oel="http://schemas.microsoft.com/office/2019/extlst" xmlns:r="http://schemas.openxmlformats.org/officeDocument/2006/relationships" xmlns:m="http://schemas.openxmlformats.org/officeDocument/2006/math" xmlns:v="urn:schemas-microsoft-com:vml" xmlns:wp14="http://schemas.microsoft.com/office/word/2010/wordprocessingDrawing" xmlns:wp="http://schemas.openxmlformats.org/drawingml/2006/wordprocessingDrawing" xmlns:w10="urn:schemas-microsoft-com:office:word" xmlns:w="http://schemas.openxmlformats.org/wordprocessingml/2006/main" xmlns:w14="http://schemas.microsoft.com/office/word/2010/wordml" xmlns:w15="http://schemas.microsoft.com/office/word/2012/wordml" xmlns:w16cex="http://schemas.microsoft.com/office/word/2018/wordml/cex" xmlns:w16cid="http://schemas.microsoft.com/office/word/2016/wordml/cid" xmlns:w16="http://schemas.microsoft.com/office/word/2018/wordml" xmlns:w16sdtdh="http://schemas.microsoft.com/office/word/2020/wordml/sdtdatahash" xmlns:w16se="http://schemas.microsoft.com/office/word/2015/wordml/symex" xmlns:wpg="http://schemas.microsoft.com/office/word/2010/wordprocessingGroup" xmlns:wpi="http://schemas.microsoft.com/office/word/2010/wordprocessingInk" xmlns:wne="http://schemas.microsoft.com/office/word/2006/wordml" xmlns:wps="http://schemas.microsoft.com/office/word/2010/wordprocessingShape" mc:Ignorable="w14 w15 w16se w16cid w16 w16cex w16sdtdh wp14">
   <w:footnote w:type="separator" w:id="-1">
     <w:p>
       <w:pPr>
@@ -982,7 +800,7 @@
 </file>
 
 <file path=word/numbering.xml><?xml version="1.0" encoding="utf-8"?>
-<w:numbering xmlns:wpc="http://schemas.microsoft.com/office/word/2010/wordprocessingCanvas" xmlns:cx="http://schemas.microsoft.com/office/drawing/2014/chartex" xmlns:cx1="http://schemas.microsoft.com/office/drawing/2015/9/8/chartex" xmlns:cx2="http://schemas.microsoft.com/office/drawing/2015/10/21/chartex" xmlns:cx3="http://schemas.microsoft.com/office/drawing/2016/5/9/chartex" xmlns:cx4="http://schemas.microsoft.com/office/drawing/2016/5/10/chartex" xmlns:cx5="http://schemas.microsoft.com/office/drawing/2016/5/11/chartex" xmlns:cx6="http://schemas.microsoft.com/office/drawing/2016/5/12/chartex" xmlns:cx7="http://schemas.microsoft.com/office/drawing/2016/5/13/chartex" xmlns:cx8="http://schemas.microsoft.com/office/drawing/2016/5/14/chartex" xmlns:mc="http://schemas.openxmlformats.org/markup-compatibility/2006" xmlns:aink="http://schemas.microsoft.com/office/drawing/2016/ink" xmlns:am3d="http://schemas.microsoft.com/office/drawing/2017/model3d" xmlns:o="urn:schemas-microsoft-com:office:office" xmlns:r="http://schemas.openxmlformats.org/officeDocument/2006/relationships" xmlns:m="http://schemas.openxmlformats.org/officeDocument/2006/math" xmlns:v="urn:schemas-microsoft-com:vml" xmlns:wp14="http://schemas.microsoft.com/office/word/2010/wordprocessingDrawing" xmlns:wp="http://schemas.openxmlformats.org/drawingml/2006/wordprocessingDrawing" xmlns:w10="urn:schemas-microsoft-com:office:word" xmlns:w="http://schemas.openxmlformats.org/wordprocessingml/2006/main" xmlns:w14="http://schemas.microsoft.com/office/word/2010/wordml" xmlns:w15="http://schemas.microsoft.com/office/word/2012/wordml" xmlns:w16cex="http://schemas.microsoft.com/office/word/2018/wordml/cex" xmlns:w16cid="http://schemas.microsoft.com/office/word/2016/wordml/cid" xmlns:w16="http://schemas.microsoft.com/office/word/2018/wordml" xmlns:w16sdtdh="http://schemas.microsoft.com/office/word/2020/wordml/sdtdatahash" xmlns:w16se="http://schemas.microsoft.com/office/word/2015/wordml/symex" xmlns:wpg="http://schemas.microsoft.com/office/word/2010/wordprocessingGroup" xmlns:wpi="http://schemas.microsoft.com/office/word/2010/wordprocessingInk" xmlns:wne="http://schemas.microsoft.com/office/word/2006/wordml" xmlns:wps="http://schemas.microsoft.com/office/word/2010/wordprocessingShape" mc:Ignorable="w14 w15 w16se w16cid w16 w16cex w16sdtdh wp14">
+<w:numbering xmlns:wpc="http://schemas.microsoft.com/office/word/2010/wordprocessingCanvas" xmlns:cx="http://schemas.microsoft.com/office/drawing/2014/chartex" xmlns:cx1="http://schemas.microsoft.com/office/drawing/2015/9/8/chartex" xmlns:cx2="http://schemas.microsoft.com/office/drawing/2015/10/21/chartex" xmlns:cx3="http://schemas.microsoft.com/office/drawing/2016/5/9/chartex" xmlns:cx4="http://schemas.microsoft.com/office/drawing/2016/5/10/chartex" xmlns:cx5="http://schemas.microsoft.com/office/drawing/2016/5/11/chartex" xmlns:cx6="http://schemas.microsoft.com/office/drawing/2016/5/12/chartex" xmlns:cx7="http://schemas.microsoft.com/office/drawing/2016/5/13/chartex" xmlns:cx8="http://schemas.microsoft.com/office/drawing/2016/5/14/chartex" xmlns:mc="http://schemas.openxmlformats.org/markup-compatibility/2006" xmlns:aink="http://schemas.microsoft.com/office/drawing/2016/ink" xmlns:am3d="http://schemas.microsoft.com/office/drawing/2017/model3d" xmlns:o="urn:schemas-microsoft-com:office:office" xmlns:oel="http://schemas.microsoft.com/office/2019/extlst" xmlns:r="http://schemas.openxmlformats.org/officeDocument/2006/relationships" xmlns:m="http://schemas.openxmlformats.org/officeDocument/2006/math" xmlns:v="urn:schemas-microsoft-com:vml" xmlns:wp14="http://schemas.microsoft.com/office/word/2010/wordprocessingDrawing" xmlns:wp="http://schemas.openxmlformats.org/drawingml/2006/wordprocessingDrawing" xmlns:w10="urn:schemas-microsoft-com:office:word" xmlns:w="http://schemas.openxmlformats.org/wordprocessingml/2006/main" xmlns:w14="http://schemas.microsoft.com/office/word/2010/wordml" xmlns:w15="http://schemas.microsoft.com/office/word/2012/wordml" xmlns:w16cex="http://schemas.microsoft.com/office/word/2018/wordml/cex" xmlns:w16cid="http://schemas.microsoft.com/office/word/2016/wordml/cid" xmlns:w16="http://schemas.microsoft.com/office/word/2018/wordml" xmlns:w16sdtdh="http://schemas.microsoft.com/office/word/2020/wordml/sdtdatahash" xmlns:w16se="http://schemas.microsoft.com/office/word/2015/wordml/symex" xmlns:wpg="http://schemas.microsoft.com/office/word/2010/wordprocessingGroup" xmlns:wpi="http://schemas.microsoft.com/office/word/2010/wordprocessingInk" xmlns:wne="http://schemas.microsoft.com/office/word/2006/wordml" xmlns:wps="http://schemas.microsoft.com/office/word/2010/wordprocessingShape" mc:Ignorable="w14 w15 w16se w16cid w16 w16cex w16sdtdh wp14">
   <w:abstractNum w:abstractNumId="0" w15:restartNumberingAfterBreak="0">
     <w:nsid w:val="2D5B41B3"/>
     <w:multiLevelType w:val="hybridMultilevel"/>
